--- a/paper_drafts/rendered_v35/基于模仿学习的复杂经济系统主体决策模型小论文大纲稿_修改版v35.docx
+++ b/paper_drafts/rendered_v35/基于模仿学习的复杂经济系统主体决策模型小论文大纲稿_修改版v35.docx
@@ -1888,7 +1888,108 @@
         <w:rPr>
           <w:lang w:eastAsia="zh-CN"/>
         </w:rPr>
-        <w:t>图3-1所示Actor以当前状态向量作为唯一输入。第一隐藏层形成128维中间特征，第二隐藏层进一步形成32维特征，其输出直接进入动作输出层并生成连续经营动作。该网络构成GAIL+TD3模型中的单步Actor。第4.2节所述扩展模型将当前状态向量与Transformer历史特征先行拼接，并将拼接结果输入一组独立的全连接动作头。</w:t>
+        <w:t>图3-1所示Actor以当前状态向量作为唯一输入。第一隐藏层形成128维中间特征，第二隐藏层进一步形成32维特征，其输出直接进入动作输出层并生成连续经营动作。该网络构成GAIL+TD3模型中的单步Actor。第4.3节所述扩展模型将在该结构基础上融合Transformer历史特征。</w:t>
+      </w:r>
+    </w:p>
+    <w:p>
+      <w:pPr>
+        <w:ind w:firstLine="420"/>
+        <w:rPr>
+          <w:lang w:eastAsia="zh-CN"/>
+        </w:rPr>
+      </w:pPr>
+      <w:r>
+        <w:rPr>
+          <w:lang w:eastAsia="zh-CN"/>
+        </w:rPr>
+        <w:t>除Actor外，生产企业主体的训练还涉及Critic与判别器。Critic对生产企业状态—动作对的长期价值进行估计，并为Actor参数更新提供价值梯度；判别器对专家状态—动作样本与生产企业生成样本进行分类，并据此构造模仿奖励。两类网络的结构如图3-2所示。</w:t>
+      </w:r>
+    </w:p>
+    <w:p>
+      <w:pPr>
+        <w:ind w:firstLine="420"/>
+        <w:jc w:val="center"/>
+        <w:rPr>
+          <w:lang w:eastAsia="zh-CN"/>
+        </w:rPr>
+      </w:pPr>
+      <w:r>
+        <w:drawing>
+          <wp:inline xmlns:a="http://schemas.openxmlformats.org/drawingml/2006/main" xmlns:pic="http://schemas.openxmlformats.org/drawingml/2006/picture">
+            <wp:extent cx="5486400" cy="2491303"/>
+            <wp:docPr id="2068173013" name="Picture 2068173013"/>
+            <wp:cNvGraphicFramePr>
+              <a:graphicFrameLocks noChangeAspect="1"/>
+            </wp:cNvGraphicFramePr>
+            <a:graphic>
+              <a:graphicData uri="http://schemas.openxmlformats.org/drawingml/2006/picture">
+                <pic:pic>
+                  <pic:nvPicPr>
+                    <pic:cNvPr id="0" name="critic_discriminator_network_structure.png"/>
+                    <pic:cNvPicPr/>
+                  </pic:nvPicPr>
+                  <pic:blipFill>
+                    <a:blip r:embed="rId28"/>
+                    <a:stretch>
+                      <a:fillRect/>
+                    </a:stretch>
+                  </pic:blipFill>
+                  <pic:spPr>
+                    <a:xfrm>
+                      <a:off x="0" y="0"/>
+                      <a:ext cx="5486400" cy="2491303"/>
+                    </a:xfrm>
+                    <a:prstGeom prst="rect"/>
+                  </pic:spPr>
+                </pic:pic>
+              </a:graphicData>
+            </a:graphic>
+          </wp:inline>
+        </w:drawing>
+      </w:r>
+    </w:p>
+    <w:p>
+      <w:pPr>
+        <w:spacing w:after="120" w:line="288" w:lineRule="auto"/>
+        <w:ind w:firstLine="420"/>
+        <w:jc w:val="center"/>
+        <w:rPr>
+          <w:lang w:eastAsia="zh-CN"/>
+        </w:rPr>
+      </w:pPr>
+      <w:r>
+        <w:rPr>
+          <w:lang w:eastAsia="zh-CN"/>
+        </w:rPr>
+        <w:t>图3-2  生产企业Critic与判别器神经网络结构</w:t>
+      </w:r>
+    </w:p>
+    <w:p>
+      <w:pPr>
+        <w:ind w:firstLine="420"/>
+        <w:rPr>
+          <w:lang w:eastAsia="zh-CN"/>
+        </w:rPr>
+      </w:pPr>
+      <w:r>
+        <w:rPr>
+          <w:lang w:eastAsia="zh-CN"/>
+        </w:rPr>
+        <w:t>生产企业Critic接收经标准化处理的33维状态向量与4维动作向量，并将二者拼接为37维状态—动作输入。Critic由两个参数相互独立的Q值估计分支组成。每个分支依次采用37-128-32-1的全连接结构，两个隐藏层均使用带泄漏线性整流函数，输出层分别得到Q_1与Q_2的标量估计。两个分支共享输入形式，但不共享网络参数。</w:t>
+      </w:r>
+    </w:p>
+    <w:p>
+      <w:pPr>
+        <w:ind w:firstLine="420"/>
+        <w:rPr>
+          <w:lang w:eastAsia="zh-CN"/>
+        </w:rPr>
+      </w:pPr>
+      <w:r>
+        <w:rPr>
+          <w:lang w:eastAsia="zh-CN"/>
+        </w:rPr>
+        <w:t>判别器同样接收经标准化处理的37维状态—动作输入，并依次经过37-100、100-100和100-1三层全连接映射。前两个隐藏层使用双曲正切函数，最后一层输出单个logits值；Sigmoid函数将该值转换为区间[0,1]内的专家样本判别概率。判别器的100维隐藏层构成状态—动作样本的中间特征表示，具体训练目标与模仿奖励构造见第3.3节。</w:t>
       </w:r>
     </w:p>
     <w:p>
@@ -2957,7 +3058,7 @@
         <w:rPr>
           <w:lang w:eastAsia="zh-CN"/>
         </w:rPr>
-        <w:t>模型训练通过连续执行多次仿真推进。本文将从环境初始化开始，经过若干天连续运行，直至触发第2.1节所述终止条件的一次完整仿真记为一个回合（episode）。一个回合包含若干天，每一天均依次执行P1-P6六个阶段。由多个回合构成的整体训练流程如图3-2所示。</w:t>
+        <w:t>模型训练通过连续执行多次仿真推进。每次仿真均从环境初始化开始，经过若干天连续运行，直至触发第2.1节所述终止条件而结束。本文将这一完整过程定义为一个回合（episode）。由多个回合构成的整体训练流程如图3-3所示。</w:t>
       </w:r>
     </w:p>
     <w:p>
@@ -2972,7 +3073,7 @@
         <w:drawing>
           <wp:inline xmlns:a="http://schemas.openxmlformats.org/drawingml/2006/main" xmlns:pic="http://schemas.openxmlformats.org/drawingml/2006/picture">
             <wp:extent cx="5486400" cy="2579303"/>
-            <wp:docPr id="2068173013" name="Picture 2068173013"/>
+            <wp:docPr id="2068173014" name="Picture 2068173014"/>
             <wp:cNvGraphicFramePr>
               <a:graphicFrameLocks noChangeAspect="1"/>
             </wp:cNvGraphicFramePr>
@@ -2984,7 +3085,7 @@
                     <pic:cNvPicPr/>
                   </pic:nvPicPr>
                   <pic:blipFill>
-                    <a:blip r:embed="rId28"/>
+                    <a:blip r:embed="rId29"/>
                     <a:stretch>
                       <a:fillRect/>
                     </a:stretch>
@@ -3016,7 +3117,7 @@
         <w:rPr>
           <w:lang w:eastAsia="zh-CN"/>
         </w:rPr>
-        <w:t>图3-2  模型训练中的多回合仿真流程</w:t>
+        <w:t>图3-3  模型训练中的多回合仿真流程</w:t>
       </w:r>
     </w:p>
     <w:p>
@@ -3058,7 +3159,7 @@
         <w:rPr>
           <w:lang w:eastAsia="zh-CN"/>
         </w:rPr>
-        <w:t>图3-3进一步展示了生成对抗模仿学习与TD3的联合训练流程。专家行为样本为判别器提供专家分布参照，生产企业在线交互形成的状态-动作对构成生成样本。判别器根据两类样本之间的差异产生模仿奖励；该奖励与环境奖励融合后进入Critic目标值计算，并通过Critic对策略动作的价值估计影响Actor更新。模仿学习信号在训练过程中的传递路径可以概括为“判别器—融合奖励—Critic—Actor”。</w:t>
+        <w:t>图3-4进一步展示了生成对抗模仿学习与TD3的联合训练流程。专家行为样本为判别器提供专家分布参照，生产企业在线交互形成的状态-动作对构成生成样本。判别器根据两类样本之间的差异产生模仿奖励；该奖励与环境奖励融合后进入Critic目标值计算，并通过Critic对策略动作的价值估计影响Actor更新。模仿学习信号在训练过程中的传递路径可以概括为“判别器—融合奖励—Critic—Actor”。</w:t>
       </w:r>
     </w:p>
     <w:p>
@@ -3120,7 +3221,7 @@
         <w:rPr>
           <w:lang w:eastAsia="zh-CN"/>
         </w:rPr>
-        <w:t>图3-3  基于生成对抗模仿学习与TD3的主体训练方案</w:t>
+        <w:t>图3-4  基于生成对抗模仿学习与TD3的主体训练方案</w:t>
       </w:r>
     </w:p>
     <w:p>
@@ -7977,55 +8078,7 @@
         <w:rPr>
           <w:lang w:eastAsia="zh-CN"/>
         </w:rPr>
-        <w:t>后续实验将进一步检验单步状态表征是否能够充分刻画动态交互过程中的历史依赖。基于这一问题设定，本文在第</w:t>
-      </w:r>
-      <w:r>
-        <w:rPr>
-          <w:lang w:eastAsia="zh-CN"/>
-        </w:rPr>
-        <w:t>3</w:t>
-      </w:r>
-      <w:r>
-        <w:rPr>
-          <w:lang w:eastAsia="zh-CN"/>
-        </w:rPr>
-        <w:t>章</w:t>
-      </w:r>
-      <w:r>
-        <w:rPr>
-          <w:lang w:eastAsia="zh-CN"/>
-        </w:rPr>
-        <w:t xml:space="preserve"> GAIL+TD3 </w:t>
-      </w:r>
-      <w:r>
-        <w:rPr>
-          <w:lang w:eastAsia="zh-CN"/>
-        </w:rPr>
-        <w:t>训练方案基础上引入</w:t>
-      </w:r>
-      <w:r>
-        <w:rPr>
-          <w:lang w:eastAsia="zh-CN"/>
-        </w:rPr>
-        <w:t xml:space="preserve"> Transformer </w:t>
-      </w:r>
-      <w:r>
-        <w:rPr>
-          <w:lang w:eastAsia="zh-CN"/>
-        </w:rPr>
-        <w:t>编码器。该扩展不改变</w:t>
-      </w:r>
-      <w:r>
-        <w:rPr>
-          <w:lang w:eastAsia="zh-CN"/>
-        </w:rPr>
-        <w:t xml:space="preserve"> TD3 </w:t>
-      </w:r>
-      <w:r>
-        <w:rPr>
-          <w:lang w:eastAsia="zh-CN"/>
-        </w:rPr>
-        <w:t>的基本更新机制，而是在生产企业主体的状态表征环节加入历史窗口编码，使策略网络和价值网络能够在更新时利用局部历史序列信息。</w:t>
+        <w:t>基于上述时序依赖特征，本文在第3章GAIL+TD3训练方案基础上引入Transformer编码器。该编码器首先将固定长度的历史状态或状态—动作序列转换为定长历史特征，随后将历史特征接入生产企业主体的Actor、Critic和判别器，使三类网络能够在保留当前输入的基础上利用局部历史交互信息。</w:t>
       </w:r>
     </w:p>
     <w:p>
@@ -8039,13 +8092,7 @@
         <w:rPr>
           <w:lang w:eastAsia="zh-CN"/>
         </w:rPr>
-        <w:t xml:space="preserve">4.2 Transformer </w:t>
-      </w:r>
-      <w:r>
-        <w:rPr>
-          <w:lang w:eastAsia="zh-CN"/>
-        </w:rPr>
-        <w:t>编码器结构</w:t>
+        <w:t>4.2 Transformer历史序列表征模块</w:t>
       </w:r>
     </w:p>
     <w:p>
@@ -8451,7 +8498,7 @@
         <w:rPr>
           <w:lang w:eastAsia="zh-CN"/>
         </w:rPr>
-        <w:t>本文将历史序列经过线性映射、Transformer编码和末时刻特征读取后所得向量的维数定义为表征维度。该参数决定历史特征进入后续拼接模块或判别器输出头时的特征规模。三条分支的Transformer编码器均采用单层结构和可学习的位置嵌入，其主要参数设置见表4-1。Actor与Critic分支的表征维度均为32，判别器分支的表征维度为100；三个分支的序列长度均为5，注意力头数均为1。各分支分别维护独立的线性映射、位置嵌入、Transformer编码器和归一化参数，彼此不共享参数。</w:t>
+        <w:t>本文将线性序列映射、可学习位置嵌入、Transformer编码和末时刻特征读取组成的结构定义为Transformer历史序列表征模块。该模块首先把序列中每个时间步的输入投影至统一隐藏空间，并与对应的可学习位置嵌入相加；单层Transformer编码器随后利用多头自注意力和前馈子层提取序列内部的时序关联；编码器最后一个时间位置的输出经层归一化后形成定长历史特征。本文将该历史特征的维数定义为表征维度。三个分支均采用长度为5的历史序列、4个注意力头和高斯误差线性单元（GELU：Gaussian Error Linear Unit）激活函数。Actor与Critic分支的表征维度为32，前馈层维度为64；判别器分支的表征维度为100，前馈层维度为200。各分支分别维护独立的线性映射、位置嵌入、Transformer编码器和层归一化参数，彼此不共享参数。主要参数设置见表4-1。</w:t>
       </w:r>
     </w:p>
     <w:p>
@@ -8474,22 +8521,25 @@
     <w:tbl>
       <w:tblPr>
         <w:tblStyle w:val="2a"/>
-        <w:tblW w:type="dxa" w:w="8640"/>
+        <w:tblW w:type="dxa" w:w="8496"/>
         <w:jc w:val="center"/>
         <w:tblLayout w:type="fixed"/>
         <w:tblLook w:firstColumn="1" w:firstRow="1" w:lastColumn="0" w:lastRow="0" w:noHBand="0" w:noVBand="1" w:val="04A0"/>
       </w:tblPr>
       <w:tblGrid>
-        <w:gridCol w:w="1152"/>
-        <w:gridCol w:w="3096"/>
-        <w:gridCol w:w="1584"/>
-        <w:gridCol w:w="1440"/>
-        <w:gridCol w:w="1368"/>
+        <w:gridCol w:w="792"/>
+        <w:gridCol w:w="1944"/>
+        <w:gridCol w:w="1007"/>
+        <w:gridCol w:w="864"/>
+        <w:gridCol w:w="1007"/>
+        <w:gridCol w:w="936"/>
+        <w:gridCol w:w="1080"/>
+        <w:gridCol w:w="864"/>
       </w:tblGrid>
       <w:tr>
         <w:tc>
           <w:tcPr>
-            <w:tcW w:type="dxa" w:w="1152"/>
+            <w:tcW w:type="dxa" w:w="792"/>
             <w:vAlign w:val="center"/>
             <w:tcBorders>
               <w:left w:val="nil"/>
@@ -8511,7 +8561,7 @@
         </w:tc>
         <w:tc>
           <w:tcPr>
-            <w:tcW w:type="dxa" w:w="3096"/>
+            <w:tcW w:type="dxa" w:w="1944"/>
             <w:vAlign w:val="center"/>
             <w:tcBorders>
               <w:left w:val="nil"/>
@@ -8533,7 +8583,7 @@
         </w:tc>
         <w:tc>
           <w:tcPr>
-            <w:tcW w:type="dxa" w:w="1584"/>
+            <w:tcW w:type="dxa" w:w="1008"/>
             <w:vAlign w:val="center"/>
             <w:tcBorders>
               <w:left w:val="nil"/>
@@ -8555,7 +8605,29 @@
         </w:tc>
         <w:tc>
           <w:tcPr>
-            <w:tcW w:type="dxa" w:w="1440"/>
+            <w:tcW w:type="dxa" w:w="864"/>
+            <w:vAlign w:val="center"/>
+            <w:tcBorders>
+              <w:left w:val="nil"/>
+              <w:right w:val="nil"/>
+              <w:insideH w:val="nil"/>
+              <w:insideV w:val="nil"/>
+              <w:top w:val="single" w:sz="10" w:space="0" w:color="000000"/>
+              <w:bottom w:val="single" w:sz="6" w:space="0" w:color="000000"/>
+            </w:tcBorders>
+          </w:tcPr>
+          <w:p>
+            <w:pPr>
+              <w:jc w:val="center"/>
+            </w:pPr>
+            <w:r>
+              <w:t>编码层数</w:t>
+            </w:r>
+          </w:p>
+        </w:tc>
+        <w:tc>
+          <w:tcPr>
+            <w:tcW w:type="dxa" w:w="1008"/>
             <w:vAlign w:val="center"/>
             <w:tcBorders>
               <w:left w:val="nil"/>
@@ -8577,7 +8649,7 @@
         </w:tc>
         <w:tc>
           <w:tcPr>
-            <w:tcW w:type="dxa" w:w="1368"/>
+            <w:tcW w:type="dxa" w:w="936"/>
             <w:vAlign w:val="center"/>
             <w:tcBorders>
               <w:left w:val="nil"/>
@@ -8597,11 +8669,55 @@
             </w:r>
           </w:p>
         </w:tc>
+        <w:tc>
+          <w:tcPr>
+            <w:tcW w:type="dxa" w:w="1080"/>
+            <w:vAlign w:val="center"/>
+            <w:tcBorders>
+              <w:left w:val="nil"/>
+              <w:right w:val="nil"/>
+              <w:insideH w:val="nil"/>
+              <w:insideV w:val="nil"/>
+              <w:top w:val="single" w:sz="10" w:space="0" w:color="000000"/>
+              <w:bottom w:val="single" w:sz="6" w:space="0" w:color="000000"/>
+            </w:tcBorders>
+          </w:tcPr>
+          <w:p>
+            <w:pPr>
+              <w:jc w:val="center"/>
+            </w:pPr>
+            <w:r>
+              <w:t>前馈层维度</w:t>
+            </w:r>
+          </w:p>
+        </w:tc>
+        <w:tc>
+          <w:tcPr>
+            <w:tcW w:type="dxa" w:w="864"/>
+            <w:vAlign w:val="center"/>
+            <w:tcBorders>
+              <w:left w:val="nil"/>
+              <w:right w:val="nil"/>
+              <w:insideH w:val="nil"/>
+              <w:insideV w:val="nil"/>
+              <w:top w:val="single" w:sz="10" w:space="0" w:color="000000"/>
+              <w:bottom w:val="single" w:sz="6" w:space="0" w:color="000000"/>
+            </w:tcBorders>
+          </w:tcPr>
+          <w:p>
+            <w:pPr>
+              <w:jc w:val="center"/>
+            </w:pPr>
+            <w:r>
+              <w:t>Dropout</w:t>
+            </w:r>
+          </w:p>
+        </w:tc>
       </w:tr>
       <w:tr>
         <w:tc>
           <w:tcPr>
-            <w:tcW w:type="dxa" w:w="1152"/>
+            <w:tcW w:type="dxa" w:w="792"/>
             <w:vAlign w:val="center"/>
             <w:tcBorders>
               <w:left w:val="nil"/>
@@ -8628,7 +8744,7 @@
         </w:tc>
         <w:tc>
           <w:tcPr>
-            <w:tcW w:type="dxa" w:w="3096"/>
+            <w:tcW w:type="dxa" w:w="1944"/>
             <w:vAlign w:val="center"/>
             <w:tcBorders>
               <w:left w:val="nil"/>
@@ -8655,7 +8771,7 @@
         </w:tc>
         <w:tc>
           <w:tcPr>
-            <w:tcW w:type="dxa" w:w="1584"/>
+            <w:tcW w:type="dxa" w:w="1008"/>
             <w:vAlign w:val="center"/>
             <w:tcBorders>
               <w:left w:val="nil"/>
@@ -8682,7 +8798,7 @@
         </w:tc>
         <w:tc>
           <w:tcPr>
-            <w:tcW w:type="dxa" w:w="1440"/>
+            <w:tcW w:type="dxa" w:w="864"/>
             <w:vAlign w:val="center"/>
             <w:tcBorders>
               <w:left w:val="nil"/>
@@ -8709,7 +8825,34 @@
         </w:tc>
         <w:tc>
           <w:tcPr>
-            <w:tcW w:type="dxa" w:w="1368"/>
+            <w:tcW w:type="dxa" w:w="1008"/>
+            <w:vAlign w:val="center"/>
+            <w:tcBorders>
+              <w:left w:val="nil"/>
+              <w:right w:val="nil"/>
+              <w:insideH w:val="nil"/>
+              <w:insideV w:val="nil"/>
+              <w:top w:val="nil"/>
+              <w:bottom w:val="nil"/>
+            </w:tcBorders>
+          </w:tcPr>
+          <w:p>
+            <w:pPr>
+              <w:jc w:val="center"/>
+            </w:pPr>
+            <w:r>
+              <w:rPr>
+                <w:rFonts w:hint="eastAsia"/>
+                <w:b w:val="0"/>
+                <w:bCs w:val="0"/>
+              </w:rPr>
+              <w:t>4</w:t>
+            </w:r>
+          </w:p>
+        </w:tc>
+        <w:tc>
+          <w:tcPr>
+            <w:tcW w:type="dxa" w:w="936"/>
             <w:vAlign w:val="center"/>
             <w:tcBorders>
               <w:left w:val="nil"/>
@@ -8734,11 +8877,65 @@
             </w:r>
           </w:p>
         </w:tc>
+        <w:tc>
+          <w:tcPr>
+            <w:tcW w:type="dxa" w:w="1080"/>
+            <w:vAlign w:val="center"/>
+            <w:tcBorders>
+              <w:left w:val="nil"/>
+              <w:right w:val="nil"/>
+              <w:insideH w:val="nil"/>
+              <w:insideV w:val="nil"/>
+              <w:top w:val="nil"/>
+              <w:bottom w:val="nil"/>
+            </w:tcBorders>
+          </w:tcPr>
+          <w:p>
+            <w:pPr>
+              <w:jc w:val="center"/>
+            </w:pPr>
+            <w:r>
+              <w:rPr>
+                <w:rFonts w:hint="eastAsia"/>
+                <w:b w:val="0"/>
+                <w:bCs w:val="0"/>
+              </w:rPr>
+              <w:t>64</w:t>
+            </w:r>
+          </w:p>
+        </w:tc>
+        <w:tc>
+          <w:tcPr>
+            <w:tcW w:type="dxa" w:w="864"/>
+            <w:vAlign w:val="center"/>
+            <w:tcBorders>
+              <w:left w:val="nil"/>
+              <w:right w:val="nil"/>
+              <w:insideH w:val="nil"/>
+              <w:insideV w:val="nil"/>
+              <w:top w:val="nil"/>
+              <w:bottom w:val="nil"/>
+            </w:tcBorders>
+          </w:tcPr>
+          <w:p>
+            <w:pPr>
+              <w:jc w:val="center"/>
+            </w:pPr>
+            <w:r>
+              <w:rPr>
+                <w:rFonts w:hint="eastAsia"/>
+                <w:b w:val="0"/>
+                <w:bCs w:val="0"/>
+              </w:rPr>
+              <w:t>0.0</w:t>
+            </w:r>
+          </w:p>
+        </w:tc>
       </w:tr>
       <w:tr>
         <w:tc>
           <w:tcPr>
-            <w:tcW w:type="dxa" w:w="1152"/>
+            <w:tcW w:type="dxa" w:w="792"/>
             <w:vAlign w:val="center"/>
             <w:tcBorders>
               <w:left w:val="nil"/>
@@ -8765,7 +8962,7 @@
         </w:tc>
         <w:tc>
           <w:tcPr>
-            <w:tcW w:type="dxa" w:w="3096"/>
+            <w:tcW w:type="dxa" w:w="1944"/>
             <w:vAlign w:val="center"/>
             <w:tcBorders>
               <w:left w:val="nil"/>
@@ -8792,7 +8989,7 @@
         </w:tc>
         <w:tc>
           <w:tcPr>
-            <w:tcW w:type="dxa" w:w="1584"/>
+            <w:tcW w:type="dxa" w:w="1008"/>
             <w:vAlign w:val="center"/>
             <w:tcBorders>
               <w:left w:val="nil"/>
@@ -8819,7 +9016,7 @@
         </w:tc>
         <w:tc>
           <w:tcPr>
-            <w:tcW w:type="dxa" w:w="1440"/>
+            <w:tcW w:type="dxa" w:w="864"/>
             <w:vAlign w:val="center"/>
             <w:tcBorders>
               <w:left w:val="nil"/>
@@ -8846,7 +9043,34 @@
         </w:tc>
         <w:tc>
           <w:tcPr>
-            <w:tcW w:type="dxa" w:w="1368"/>
+            <w:tcW w:type="dxa" w:w="1008"/>
+            <w:vAlign w:val="center"/>
+            <w:tcBorders>
+              <w:left w:val="nil"/>
+              <w:right w:val="nil"/>
+              <w:insideH w:val="nil"/>
+              <w:insideV w:val="nil"/>
+              <w:top w:val="nil"/>
+              <w:bottom w:val="nil"/>
+            </w:tcBorders>
+          </w:tcPr>
+          <w:p>
+            <w:pPr>
+              <w:jc w:val="center"/>
+            </w:pPr>
+            <w:r>
+              <w:rPr>
+                <w:rFonts w:hint="eastAsia"/>
+                <w:b w:val="0"/>
+                <w:bCs w:val="0"/>
+              </w:rPr>
+              <w:t>4</w:t>
+            </w:r>
+          </w:p>
+        </w:tc>
+        <w:tc>
+          <w:tcPr>
+            <w:tcW w:type="dxa" w:w="936"/>
             <w:vAlign w:val="center"/>
             <w:tcBorders>
               <w:left w:val="nil"/>
@@ -8871,11 +9095,65 @@
             </w:r>
           </w:p>
         </w:tc>
+        <w:tc>
+          <w:tcPr>
+            <w:tcW w:type="dxa" w:w="1080"/>
+            <w:vAlign w:val="center"/>
+            <w:tcBorders>
+              <w:left w:val="nil"/>
+              <w:right w:val="nil"/>
+              <w:insideH w:val="nil"/>
+              <w:insideV w:val="nil"/>
+              <w:top w:val="nil"/>
+              <w:bottom w:val="nil"/>
+            </w:tcBorders>
+          </w:tcPr>
+          <w:p>
+            <w:pPr>
+              <w:jc w:val="center"/>
+            </w:pPr>
+            <w:r>
+              <w:rPr>
+                <w:rFonts w:hint="eastAsia"/>
+                <w:b w:val="0"/>
+                <w:bCs w:val="0"/>
+              </w:rPr>
+              <w:t>64</w:t>
+            </w:r>
+          </w:p>
+        </w:tc>
+        <w:tc>
+          <w:tcPr>
+            <w:tcW w:type="dxa" w:w="864"/>
+            <w:vAlign w:val="center"/>
+            <w:tcBorders>
+              <w:left w:val="nil"/>
+              <w:right w:val="nil"/>
+              <w:insideH w:val="nil"/>
+              <w:insideV w:val="nil"/>
+              <w:top w:val="nil"/>
+              <w:bottom w:val="nil"/>
+            </w:tcBorders>
+          </w:tcPr>
+          <w:p>
+            <w:pPr>
+              <w:jc w:val="center"/>
+            </w:pPr>
+            <w:r>
+              <w:rPr>
+                <w:rFonts w:hint="eastAsia"/>
+                <w:b w:val="0"/>
+                <w:bCs w:val="0"/>
+              </w:rPr>
+              <w:t>0.1</w:t>
+            </w:r>
+          </w:p>
+        </w:tc>
       </w:tr>
       <w:tr>
         <w:tc>
           <w:tcPr>
-            <w:tcW w:type="dxa" w:w="1152"/>
+            <w:tcW w:type="dxa" w:w="792"/>
             <w:vAlign w:val="center"/>
             <w:tcBorders>
               <w:left w:val="nil"/>
@@ -8902,7 +9180,7 @@
         </w:tc>
         <w:tc>
           <w:tcPr>
-            <w:tcW w:type="dxa" w:w="3096"/>
+            <w:tcW w:type="dxa" w:w="1944"/>
             <w:vAlign w:val="center"/>
             <w:tcBorders>
               <w:left w:val="nil"/>
@@ -8929,7 +9207,7 @@
         </w:tc>
         <w:tc>
           <w:tcPr>
-            <w:tcW w:type="dxa" w:w="1584"/>
+            <w:tcW w:type="dxa" w:w="1008"/>
             <w:vAlign w:val="center"/>
             <w:tcBorders>
               <w:left w:val="nil"/>
@@ -8956,7 +9234,7 @@
         </w:tc>
         <w:tc>
           <w:tcPr>
-            <w:tcW w:type="dxa" w:w="1440"/>
+            <w:tcW w:type="dxa" w:w="864"/>
             <w:vAlign w:val="center"/>
             <w:tcBorders>
               <w:left w:val="nil"/>
@@ -8983,7 +9261,34 @@
         </w:tc>
         <w:tc>
           <w:tcPr>
-            <w:tcW w:type="dxa" w:w="1368"/>
+            <w:tcW w:type="dxa" w:w="1008"/>
+            <w:vAlign w:val="center"/>
+            <w:tcBorders>
+              <w:left w:val="nil"/>
+              <w:right w:val="nil"/>
+              <w:insideH w:val="nil"/>
+              <w:insideV w:val="nil"/>
+              <w:top w:val="nil"/>
+              <w:bottom w:val="single" w:sz="10" w:space="0" w:color="000000"/>
+            </w:tcBorders>
+          </w:tcPr>
+          <w:p>
+            <w:pPr>
+              <w:jc w:val="center"/>
+            </w:pPr>
+            <w:r>
+              <w:rPr>
+                <w:rFonts w:hint="eastAsia"/>
+                <w:b w:val="0"/>
+                <w:bCs w:val="0"/>
+              </w:rPr>
+              <w:t>4</w:t>
+            </w:r>
+          </w:p>
+        </w:tc>
+        <w:tc>
+          <w:tcPr>
+            <w:tcW w:type="dxa" w:w="936"/>
             <w:vAlign w:val="center"/>
             <w:tcBorders>
               <w:left w:val="nil"/>
@@ -9008,37 +9313,115 @@
             </w:r>
           </w:p>
         </w:tc>
+        <w:tc>
+          <w:tcPr>
+            <w:tcW w:type="dxa" w:w="1080"/>
+            <w:vAlign w:val="center"/>
+            <w:tcBorders>
+              <w:left w:val="nil"/>
+              <w:right w:val="nil"/>
+              <w:insideH w:val="nil"/>
+              <w:insideV w:val="nil"/>
+              <w:top w:val="nil"/>
+              <w:bottom w:val="single" w:sz="10" w:space="0" w:color="000000"/>
+            </w:tcBorders>
+          </w:tcPr>
+          <w:p>
+            <w:pPr>
+              <w:jc w:val="center"/>
+            </w:pPr>
+            <w:r>
+              <w:rPr>
+                <w:rFonts w:hint="eastAsia"/>
+                <w:b w:val="0"/>
+                <w:bCs w:val="0"/>
+              </w:rPr>
+              <w:t>200</w:t>
+            </w:r>
+          </w:p>
+        </w:tc>
+        <w:tc>
+          <w:tcPr>
+            <w:tcW w:type="dxa" w:w="864"/>
+            <w:vAlign w:val="center"/>
+            <w:tcBorders>
+              <w:left w:val="nil"/>
+              <w:right w:val="nil"/>
+              <w:insideH w:val="nil"/>
+              <w:insideV w:val="nil"/>
+              <w:top w:val="nil"/>
+              <w:bottom w:val="single" w:sz="10" w:space="0" w:color="000000"/>
+            </w:tcBorders>
+          </w:tcPr>
+          <w:p>
+            <w:pPr>
+              <w:jc w:val="center"/>
+            </w:pPr>
+            <w:r>
+              <w:rPr>
+                <w:rFonts w:hint="eastAsia"/>
+                <w:b w:val="0"/>
+                <w:bCs w:val="0"/>
+              </w:rPr>
+              <w:t>0.1</w:t>
+            </w:r>
+          </w:p>
+        </w:tc>
       </w:tr>
     </w:tbl>
     <w:p>
       <w:pPr>
-        <w:ind w:firstLineChars="0" w:firstLine="0"/>
+        <w:pStyle w:val="21"/>
         <w:rPr>
           <w:lang w:eastAsia="zh-CN"/>
         </w:rPr>
       </w:pPr>
       <w:r>
         <w:rPr>
-          <w:noProof/>
-        </w:rPr>
-        <w:lastRenderedPageBreak/>
+          <w:lang w:eastAsia="zh-CN"/>
+        </w:rPr>
+        <w:t>4.3 历史表征与三类网络的融合</w:t>
+      </w:r>
+    </w:p>
+    <w:p>
+      <w:pPr>
+        <w:ind w:firstLine="420"/>
+        <w:rPr>
+          <w:lang w:eastAsia="zh-CN"/>
+        </w:rPr>
+      </w:pPr>
+      <w:r>
+        <w:rPr>
+          <w:lang w:eastAsia="zh-CN"/>
+        </w:rPr>
+        <w:t>图4-1展示了Transformer历史序列表征模块在Actor、Critic和判别器三个分支中的实例化方式及其与原有网络输入端的连接关系。三个分支采用相同的表征流程，但根据各自任务使用不同的历史输入、表征维度和输出结构。</w:t>
+      </w:r>
+    </w:p>
+    <w:p>
+      <w:pPr>
+        <w:ind w:firstLine="420"/>
+        <w:jc w:val="center"/>
+        <w:rPr>
+          <w:lang w:eastAsia="zh-CN"/>
+        </w:rPr>
+      </w:pPr>
+      <w:r>
         <w:drawing>
-          <wp:inline distT="0" distB="0" distL="0" distR="0" wp14:anchorId="554055A5" wp14:editId="202275E8">
+          <wp:inline xmlns:a="http://schemas.openxmlformats.org/drawingml/2006/main" xmlns:pic="http://schemas.openxmlformats.org/drawingml/2006/picture">
             <wp:extent cx="5486400" cy="6009455"/>
-            <wp:effectExtent l="0" t="0" r="3810" b="5080"/>
-            <wp:docPr id="2068173004" name="图片 1"/>
+            <wp:docPr id="2068173015" name="Picture 2068173015"/>
             <wp:cNvGraphicFramePr>
-              <a:graphicFrameLocks xmlns:a="http://schemas.openxmlformats.org/drawingml/2006/main" noChangeAspect="1"/>
+              <a:graphicFrameLocks noChangeAspect="1"/>
             </wp:cNvGraphicFramePr>
-            <a:graphic xmlns:a="http://schemas.openxmlformats.org/drawingml/2006/main">
+            <a:graphic>
               <a:graphicData uri="http://schemas.openxmlformats.org/drawingml/2006/picture">
-                <pic:pic xmlns:pic="http://schemas.openxmlformats.org/drawingml/2006/picture">
+                <pic:pic>
                   <pic:nvPicPr>
-                    <pic:cNvPr id="2068173004" name=""/>
+                    <pic:cNvPr id="0" name="transformer_three_branch_structure.png"/>
                     <pic:cNvPicPr/>
                   </pic:nvPicPr>
                   <pic:blipFill>
-                    <a:blip r:embed="rId10"/>
+                    <a:blip r:embed="rId30"/>
                     <a:stretch>
                       <a:fillRect/>
                     </a:stretch>
@@ -9048,9 +9431,7 @@
                       <a:off x="0" y="0"/>
                       <a:ext cx="5486400" cy="6009455"/>
                     </a:xfrm>
-                    <a:prstGeom prst="rect">
-                      <a:avLst/>
-                    </a:prstGeom>
+                    <a:prstGeom prst="rect"/>
                   </pic:spPr>
                 </pic:pic>
               </a:graphicData>
@@ -9071,38 +9452,7 @@
         <w:rPr>
           <w:lang w:eastAsia="zh-CN"/>
         </w:rPr>
-        <w:t>图</w:t>
-      </w:r>
-      <w:r>
-        <w:rPr>
-          <w:rFonts w:hint="eastAsia"/>
-          <w:lang w:eastAsia="zh-CN"/>
-        </w:rPr>
-        <w:t>4</w:t>
-      </w:r>
-      <w:r>
-        <w:rPr>
-          <w:lang w:eastAsia="zh-CN"/>
-        </w:rPr>
-        <w:t xml:space="preserve">-1  </w:t>
-      </w:r>
-      <w:r>
-        <w:rPr>
-          <w:lang w:eastAsia="zh-CN"/>
-        </w:rPr>
-        <w:t>生产企业主体三分支</w:t>
-      </w:r>
-      <w:r>
-        <w:rPr>
-          <w:lang w:eastAsia="zh-CN"/>
-        </w:rPr>
-        <w:t>Transformer</w:t>
-      </w:r>
-      <w:r>
-        <w:rPr>
-          <w:lang w:eastAsia="zh-CN"/>
-        </w:rPr>
-        <w:t>表征结构</w:t>
+        <w:t>图4-1  生产企业主体三分支Transformer表征结构</w:t>
       </w:r>
     </w:p>
     <w:p>
@@ -9116,3222 +9466,35 @@
         <w:rPr>
           <w:lang w:eastAsia="zh-CN"/>
         </w:rPr>
-        <w:t>为统一描述Actor、Critic和判别器三个分支中结构相同的历史信息处理过程，本文将序列嵌入、Transformer编码和末时刻特征读取抽象为基于Transformer的历史序列表征模块。三个分支分别实例化该模块，各实例采用相同的网络拓扑，但参数彼此独立。图4-1在下方集中给出了该模块的内部结构，并在上方展示三个模块实例与各分支任务输出之间的连接关系。在表4-1所列参数设置下，Actor分支以历史状态序列作为表征模块的输入。每一个状态向量先经过线性映射进入隐藏空间，再与可学习的位置嵌入相加。随后，单层Transformer编码器对历史窗口进行编码。编码器输出的最后一个时间位置向量经归一化后形成32维历史状态特征。该特征与33维当前状态向量拼接为65维联合输入，并由独立的128-32-4全连接动作头生成连续动作。该过程定义如下：</w:t>
+        <w:t>Actor分支以长度为5的历史状态序列作为表征模块输入，并得到32维历史状态特征。该特征与33维当前状态向量拼接，形成65维联合输入；随后，一组独立的全连接动作头按照65-128-32-4的结构生成4维确定性动作。该连接方式保留当前时刻状态，同时利用历史交互信息补充动作生成所需的时序特征。</w:t>
       </w:r>
     </w:p>
     <w:p>
       <w:pPr>
         <w:ind w:firstLine="420"/>
-        <w:jc w:val="center"/>
+        <w:rPr>
+          <w:lang w:eastAsia="zh-CN"/>
+        </w:rPr>
       </w:pPr>
-      <m:oMathPara>
-        <m:oMath>
-          <m:sSubSup>
-            <m:sSubSupPr>
-              <m:ctrlPr>
-                <w:rPr>
-                  <w:rFonts w:ascii="Cambria Math" w:hAnsi="Cambria Math"/>
-                </w:rPr>
-              </m:ctrlPr>
-            </m:sSubSupPr>
-            <m:e>
-              <m:r>
-                <w:rPr>
-                  <w:rFonts w:ascii="Cambria Math" w:hAnsi="Cambria Math"/>
-                </w:rPr>
-                <m:t>z</m:t>
-              </m:r>
-            </m:e>
-            <m:sub>
-              <m:r>
-                <w:rPr>
-                  <w:rFonts w:ascii="Cambria Math" w:hAnsi="Cambria Math"/>
-                </w:rPr>
-                <m:t>t</m:t>
-              </m:r>
-            </m:sub>
-            <m:sup>
-              <m:r>
-                <w:rPr>
-                  <w:rFonts w:ascii="Cambria Math" w:hAnsi="Cambria Math"/>
-                </w:rPr>
-                <m:t>A</m:t>
-              </m:r>
-            </m:sup>
-          </m:sSubSup>
-          <m:r>
-            <w:rPr>
-              <w:rFonts w:ascii="Cambria Math" w:hAnsi="Cambria Math"/>
-            </w:rPr>
-            <m:t>=</m:t>
-          </m:r>
-          <m:func>
-            <m:funcPr>
-              <m:ctrlPr>
-                <w:rPr>
-                  <w:rFonts w:ascii="Cambria Math" w:hAnsi="Cambria Math"/>
-                </w:rPr>
-              </m:ctrlPr>
-            </m:funcPr>
-            <m:fName>
-              <m:r>
-                <m:rPr>
-                  <m:sty m:val="p"/>
-                </m:rPr>
-                <w:rPr>
-                  <w:rFonts w:ascii="Cambria Math" w:hAnsi="Cambria Math"/>
-                </w:rPr>
-                <m:t>Norm</m:t>
-              </m:r>
-            </m:fName>
-            <m:e>
-              <m:d>
-                <m:dPr>
-                  <m:ctrlPr>
-                    <w:rPr>
-                      <w:rFonts w:ascii="Cambria Math" w:hAnsi="Cambria Math"/>
-                    </w:rPr>
-                  </m:ctrlPr>
-                </m:dPr>
-                <m:e>
-                  <m:sSub>
-                    <m:sSubPr>
-                      <m:ctrlPr>
-                        <w:rPr>
-                          <w:rFonts w:ascii="Cambria Math" w:hAnsi="Cambria Math"/>
-                        </w:rPr>
-                      </m:ctrlPr>
-                    </m:sSubPr>
-                    <m:e>
-                      <m:func>
-                        <m:funcPr>
-                          <m:ctrlPr>
-                            <w:rPr>
-                              <w:rFonts w:ascii="Cambria Math" w:hAnsi="Cambria Math"/>
-                            </w:rPr>
-                          </m:ctrlPr>
-                        </m:funcPr>
-                        <m:fName>
-                          <m:sSub>
-                            <m:sSubPr>
-                              <m:ctrlPr>
-                                <w:rPr>
-                                  <w:rFonts w:ascii="Cambria Math" w:hAnsi="Cambria Math"/>
-                                </w:rPr>
-                              </m:ctrlPr>
-                            </m:sSubPr>
-                            <m:e>
-                              <m:r>
-                                <m:rPr>
-                                  <m:sty m:val="p"/>
-                                </m:rPr>
-                                <w:rPr>
-                                  <w:rFonts w:ascii="Cambria Math" w:hAnsi="Cambria Math"/>
-                                </w:rPr>
-                                <m:t>Enc</m:t>
-                              </m:r>
-                            </m:e>
-                            <m:sub>
-                              <m:r>
-                                <w:rPr>
-                                  <w:rFonts w:ascii="Cambria Math" w:hAnsi="Cambria Math"/>
-                                </w:rPr>
-                                <m:t>A</m:t>
-                              </m:r>
-                            </m:sub>
-                          </m:sSub>
-                        </m:fName>
-                        <m:e>
-                          <m:d>
-                            <m:dPr>
-                              <m:ctrlPr>
-                                <w:rPr>
-                                  <w:rFonts w:ascii="Cambria Math" w:hAnsi="Cambria Math"/>
-                                </w:rPr>
-                              </m:ctrlPr>
-                            </m:dPr>
-                            <m:e>
-                              <m:sSub>
-                                <m:sSubPr>
-                                  <m:ctrlPr>
-                                    <w:rPr>
-                                      <w:rFonts w:ascii="Cambria Math" w:hAnsi="Cambria Math"/>
-                                    </w:rPr>
-                                  </m:ctrlPr>
-                                </m:sSubPr>
-                                <m:e>
-                                  <m:r>
-                                    <w:rPr>
-                                      <w:rFonts w:ascii="Cambria Math" w:hAnsi="Cambria Math"/>
-                                    </w:rPr>
-                                    <m:t>W</m:t>
-                                  </m:r>
-                                </m:e>
-                                <m:sub>
-                                  <m:r>
-                                    <w:rPr>
-                                      <w:rFonts w:ascii="Cambria Math" w:hAnsi="Cambria Math"/>
-                                    </w:rPr>
-                                    <m:t>s</m:t>
-                                  </m:r>
-                                </m:sub>
-                              </m:sSub>
-                              <m:sSubSup>
-                                <m:sSubSupPr>
-                                  <m:ctrlPr>
-                                    <w:rPr>
-                                      <w:rFonts w:ascii="Cambria Math" w:hAnsi="Cambria Math"/>
-                                    </w:rPr>
-                                  </m:ctrlPr>
-                                </m:sSubSupPr>
-                                <m:e>
-                                  <m:r>
-                                    <w:rPr>
-                                      <w:rFonts w:ascii="Cambria Math" w:hAnsi="Cambria Math"/>
-                                    </w:rPr>
-                                    <m:t>H</m:t>
-                                  </m:r>
-                                </m:e>
-                                <m:sub>
-                                  <m:r>
-                                    <w:rPr>
-                                      <w:rFonts w:ascii="Cambria Math" w:hAnsi="Cambria Math"/>
-                                    </w:rPr>
-                                    <m:t>t</m:t>
-                                  </m:r>
-                                </m:sub>
-                                <m:sup>
-                                  <m:r>
-                                    <w:rPr>
-                                      <w:rFonts w:ascii="Cambria Math" w:hAnsi="Cambria Math"/>
-                                    </w:rPr>
-                                    <m:t>s</m:t>
-                                  </m:r>
-                                </m:sup>
-                              </m:sSubSup>
-                              <m:r>
-                                <w:rPr>
-                                  <w:rFonts w:ascii="Cambria Math" w:hAnsi="Cambria Math"/>
-                                </w:rPr>
-                                <m:t>+</m:t>
-                              </m:r>
-                              <m:sSub>
-                                <m:sSubPr>
-                                  <m:ctrlPr>
-                                    <w:rPr>
-                                      <w:rFonts w:ascii="Cambria Math" w:hAnsi="Cambria Math"/>
-                                    </w:rPr>
-                                  </m:ctrlPr>
-                                </m:sSubPr>
-                                <m:e>
-                                  <m:r>
-                                    <w:rPr>
-                                      <w:rFonts w:ascii="Cambria Math" w:hAnsi="Cambria Math"/>
-                                    </w:rPr>
-                                    <m:t>P</m:t>
-                                  </m:r>
-                                </m:e>
-                                <m:sub>
-                                  <m:r>
-                                    <w:rPr>
-                                      <w:rFonts w:ascii="Cambria Math" w:hAnsi="Cambria Math"/>
-                                    </w:rPr>
-                                    <m:t>s</m:t>
-                                  </m:r>
-                                </m:sub>
-                              </m:sSub>
-                            </m:e>
-                          </m:d>
-                        </m:e>
-                      </m:func>
-                    </m:e>
-                    <m:sub>
-                      <m:r>
-                        <w:rPr>
-                          <w:rFonts w:ascii="Cambria Math" w:hAnsi="Cambria Math"/>
-                        </w:rPr>
-                        <m:t>l</m:t>
-                      </m:r>
-                    </m:sub>
-                  </m:sSub>
-                </m:e>
-              </m:d>
-            </m:e>
-          </m:func>
-        </m:oMath>
-      </m:oMathPara>
+      <w:r>
+        <w:rPr>
+          <w:lang w:eastAsia="zh-CN"/>
+        </w:rPr>
+        <w:t>Critic分支把历史序列中每个时间步的33维状态与4维动作拼接为37维状态—动作向量，并通过表征模块得到32维历史状态—动作特征。该特征与当前37维状态—动作对拼接，形成69维联合输入；两个参数独立的Q值分支分别采用69-128-32-1的全连接结构输出Q_1与Q_2。历史特征由此直接参与当前状态—动作价值估计。</w:t>
+      </w:r>
     </w:p>
     <w:p>
       <w:pPr>
         <w:ind w:firstLine="420"/>
-        <w:jc w:val="center"/>
         <w:rPr>
           <w:lang w:eastAsia="zh-CN"/>
         </w:rPr>
       </w:pPr>
-      <m:oMathPara>
-        <m:oMath>
-          <m:sSub>
-            <m:sSubPr>
-              <m:ctrlPr>
-                <w:rPr>
-                  <w:rFonts w:ascii="Cambria Math" w:hAnsi="Cambria Math"/>
-                </w:rPr>
-              </m:ctrlPr>
-            </m:sSubPr>
-            <m:e>
-              <m:r>
-                <w:rPr>
-                  <w:rFonts w:ascii="Cambria Math" w:hAnsi="Cambria Math"/>
-                </w:rPr>
-                <m:t>a</m:t>
-              </m:r>
-            </m:e>
-            <m:sub>
-              <m:r>
-                <w:rPr>
-                  <w:rFonts w:ascii="Cambria Math" w:hAnsi="Cambria Math"/>
-                </w:rPr>
-                <m:t>t</m:t>
-              </m:r>
-            </m:sub>
-          </m:sSub>
-          <m:r>
-            <w:rPr>
-              <w:rFonts w:ascii="Cambria Math" w:hAnsi="Cambria Math"/>
-            </w:rPr>
-            <m:t>=</m:t>
-          </m:r>
-          <m:sSub>
-            <m:sSubPr>
-              <m:ctrlPr>
-                <w:rPr>
-                  <w:rFonts w:ascii="Cambria Math" w:hAnsi="Cambria Math"/>
-                </w:rPr>
-              </m:ctrlPr>
-            </m:sSubPr>
-            <m:e>
-              <m:r>
-                <w:rPr>
-                  <w:rFonts w:ascii="Cambria Math" w:hAnsi="Cambria Math"/>
-                </w:rPr>
-                <m:t>μ</m:t>
-              </m:r>
-            </m:e>
-            <m:sub>
-              <m:r>
-                <w:rPr>
-                  <w:rFonts w:ascii="Cambria Math" w:hAnsi="Cambria Math"/>
-                </w:rPr>
-                <m:t>ψ</m:t>
-              </m:r>
-            </m:sub>
-          </m:sSub>
-          <m:d>
-            <m:dPr>
-              <m:ctrlPr>
-                <w:rPr>
-                  <w:rFonts w:ascii="Cambria Math" w:hAnsi="Cambria Math"/>
-                </w:rPr>
-              </m:ctrlPr>
-            </m:dPr>
-            <m:e>
-              <m:d>
-                <m:dPr>
-                  <m:begChr m:val="["/>
-                  <m:endChr m:val="]"/>
-                  <m:ctrlPr>
-                    <w:rPr>
-                      <w:rFonts w:ascii="Cambria Math" w:hAnsi="Cambria Math"/>
-                    </w:rPr>
-                  </m:ctrlPr>
-                </m:dPr>
-                <m:e>
-                  <m:sSub>
-                    <m:sSubPr>
-                      <m:ctrlPr>
-                        <w:rPr>
-                          <w:rFonts w:ascii="Cambria Math" w:hAnsi="Cambria Math"/>
-                        </w:rPr>
-                      </m:ctrlPr>
-                    </m:sSubPr>
-                    <m:e>
-                      <m:r>
-                        <w:rPr>
-                          <w:rFonts w:ascii="Cambria Math" w:hAnsi="Cambria Math"/>
-                        </w:rPr>
-                        <m:t>s</m:t>
-                      </m:r>
-                    </m:e>
-                    <m:sub>
-                      <m:r>
-                        <w:rPr>
-                          <w:rFonts w:ascii="Cambria Math" w:hAnsi="Cambria Math"/>
-                        </w:rPr>
-                        <m:t>t</m:t>
-                      </m:r>
-                    </m:sub>
-                  </m:sSub>
-                  <m:r>
-                    <w:rPr>
-                      <w:rFonts w:ascii="Cambria Math" w:hAnsi="Cambria Math"/>
-                    </w:rPr>
-                    <m:t>;</m:t>
-                  </m:r>
-                  <m:sSubSup>
-                    <m:sSubSupPr>
-                      <m:ctrlPr>
-                        <w:rPr>
-                          <w:rFonts w:ascii="Cambria Math" w:hAnsi="Cambria Math"/>
-                        </w:rPr>
-                      </m:ctrlPr>
-                    </m:sSubSupPr>
-                    <m:e>
-                      <m:r>
-                        <w:rPr>
-                          <w:rFonts w:ascii="Cambria Math" w:hAnsi="Cambria Math"/>
-                        </w:rPr>
-                        <m:t>z</m:t>
-                      </m:r>
-                    </m:e>
-                    <m:sub>
-                      <m:r>
-                        <w:rPr>
-                          <w:rFonts w:ascii="Cambria Math" w:hAnsi="Cambria Math"/>
-                        </w:rPr>
-                        <m:t>t</m:t>
-                      </m:r>
-                    </m:sub>
-                    <m:sup>
-                      <m:r>
-                        <w:rPr>
-                          <w:rFonts w:ascii="Cambria Math" w:hAnsi="Cambria Math"/>
-                        </w:rPr>
-                        <m:t>A</m:t>
-                      </m:r>
-                    </m:sup>
-                  </m:sSubSup>
-                </m:e>
-              </m:d>
-            </m:e>
-          </m:d>
-        </m:oMath>
-      </m:oMathPara>
-    </w:p>
-    <w:p>
-      <w:pPr>
-        <w:ind w:firstLine="420"/>
-      </w:pPr>
-      <w:r>
-        <w:rPr>
-          <w:lang w:eastAsia="zh-CN"/>
-        </w:rPr>
-        <w:t>其中，</w:t>
-      </w:r>
-      <m:oMath>
-        <m:sSubSup>
-          <m:sSubSupPr>
-            <m:ctrlPr>
-              <w:rPr>
-                <w:rFonts w:ascii="Cambria Math" w:hAnsi="Cambria Math"/>
-              </w:rPr>
-            </m:ctrlPr>
-          </m:sSubSupPr>
-          <m:e>
-            <m:r>
-              <w:rPr>
-                <w:rFonts w:ascii="Cambria Math" w:hAnsi="Cambria Math"/>
-                <w:lang w:eastAsia="zh-CN"/>
-              </w:rPr>
-              <m:t>z</m:t>
-            </m:r>
-          </m:e>
-          <m:sub>
-            <m:r>
-              <w:rPr>
-                <w:rFonts w:ascii="Cambria Math" w:hAnsi="Cambria Math"/>
-                <w:lang w:eastAsia="zh-CN"/>
-              </w:rPr>
-              <m:t>t</m:t>
-            </m:r>
-          </m:sub>
-          <m:sup>
-            <m:r>
-              <w:rPr>
-                <w:rFonts w:ascii="Cambria Math" w:hAnsi="Cambria Math"/>
-                <w:lang w:eastAsia="zh-CN"/>
-              </w:rPr>
-              <m:t>A</m:t>
-            </m:r>
-          </m:sup>
-        </m:sSubSup>
-      </m:oMath>
-      <w:r>
-        <w:rPr>
-          <w:lang w:eastAsia="zh-CN"/>
-        </w:rPr>
-        <w:t xml:space="preserve"> </w:t>
-      </w:r>
-      <w:r>
-        <w:rPr>
-          <w:lang w:eastAsia="zh-CN"/>
-        </w:rPr>
-        <w:t>表示</w:t>
-      </w:r>
-      <w:r>
-        <w:rPr>
-          <w:lang w:eastAsia="zh-CN"/>
-        </w:rPr>
-        <w:t xml:space="preserve"> Actor </w:t>
-      </w:r>
-      <w:r>
-        <w:rPr>
-          <w:lang w:eastAsia="zh-CN"/>
-        </w:rPr>
-        <w:t>使用的历史状态表征，</w:t>
-      </w:r>
-      <m:oMath>
-        <m:sSub>
-          <m:sSubPr>
-            <m:ctrlPr>
-              <w:rPr>
-                <w:rFonts w:ascii="Cambria Math" w:hAnsi="Cambria Math"/>
-              </w:rPr>
-            </m:ctrlPr>
-          </m:sSubPr>
-          <m:e>
-            <m:r>
-              <w:rPr>
-                <w:rFonts w:ascii="Cambria Math" w:hAnsi="Cambria Math"/>
-                <w:lang w:eastAsia="zh-CN"/>
-              </w:rPr>
-              <m:t>W</m:t>
-            </m:r>
-          </m:e>
-          <m:sub>
-            <m:r>
-              <w:rPr>
-                <w:rFonts w:ascii="Cambria Math" w:hAnsi="Cambria Math"/>
-                <w:lang w:eastAsia="zh-CN"/>
-              </w:rPr>
-              <m:t>s</m:t>
-            </m:r>
-          </m:sub>
-        </m:sSub>
-      </m:oMath>
-      <w:r>
-        <w:rPr>
-          <w:lang w:eastAsia="zh-CN"/>
-        </w:rPr>
-        <w:t xml:space="preserve"> </w:t>
-      </w:r>
-      <w:r>
-        <w:rPr>
-          <w:lang w:eastAsia="zh-CN"/>
-        </w:rPr>
-        <w:t>表示状态序列的线性映射，</w:t>
-      </w:r>
-      <m:oMath>
-        <m:sSub>
-          <m:sSubPr>
-            <m:ctrlPr>
-              <w:rPr>
-                <w:rFonts w:ascii="Cambria Math" w:hAnsi="Cambria Math"/>
-              </w:rPr>
-            </m:ctrlPr>
-          </m:sSubPr>
-          <m:e>
-            <m:r>
-              <w:rPr>
-                <w:rFonts w:ascii="Cambria Math" w:hAnsi="Cambria Math"/>
-                <w:lang w:eastAsia="zh-CN"/>
-              </w:rPr>
-              <m:t>P</m:t>
-            </m:r>
-          </m:e>
-          <m:sub>
-            <m:r>
-              <w:rPr>
-                <w:rFonts w:ascii="Cambria Math" w:hAnsi="Cambria Math"/>
-                <w:lang w:eastAsia="zh-CN"/>
-              </w:rPr>
-              <m:t>s</m:t>
-            </m:r>
-          </m:sub>
-        </m:sSub>
-      </m:oMath>
-      <w:r>
-        <w:rPr>
-          <w:lang w:eastAsia="zh-CN"/>
-        </w:rPr>
-        <w:t xml:space="preserve"> </w:t>
-      </w:r>
-      <w:r>
-        <w:rPr>
-          <w:lang w:eastAsia="zh-CN"/>
-        </w:rPr>
-        <w:t>表示位置嵌入，</w:t>
-      </w:r>
-      <m:oMath>
-        <m:func>
-          <m:funcPr>
-            <m:ctrlPr>
-              <w:rPr>
-                <w:rFonts w:ascii="Cambria Math" w:hAnsi="Cambria Math"/>
-              </w:rPr>
-            </m:ctrlPr>
-          </m:funcPr>
-          <m:fName>
-            <m:sSub>
-              <m:sSubPr>
-                <m:ctrlPr>
-                  <w:rPr>
-                    <w:rFonts w:ascii="Cambria Math" w:hAnsi="Cambria Math"/>
-                  </w:rPr>
-                </m:ctrlPr>
-              </m:sSubPr>
-              <m:e>
-                <m:r>
-                  <m:rPr>
-                    <m:sty m:val="p"/>
-                  </m:rPr>
-                  <w:rPr>
-                    <w:rFonts w:ascii="Cambria Math" w:hAnsi="Cambria Math"/>
-                    <w:lang w:eastAsia="zh-CN"/>
-                  </w:rPr>
-                  <m:t>Enc</m:t>
-                </m:r>
-              </m:e>
-              <m:sub>
-                <m:r>
-                  <w:rPr>
-                    <w:rFonts w:ascii="Cambria Math" w:hAnsi="Cambria Math"/>
-                    <w:lang w:eastAsia="zh-CN"/>
-                  </w:rPr>
-                  <m:t>A</m:t>
-                </m:r>
-              </m:sub>
-            </m:sSub>
-          </m:fName>
-          <m:e>
-            <m:d>
-              <m:dPr>
-                <m:ctrlPr>
-                  <w:rPr>
-                    <w:rFonts w:ascii="Cambria Math" w:hAnsi="Cambria Math"/>
-                  </w:rPr>
-                </m:ctrlPr>
-              </m:dPr>
-              <m:e>
-                <m:r>
-                  <w:rPr>
-                    <w:rFonts w:ascii="Cambria Math" w:hAnsi="Cambria Math"/>
-                    <w:lang w:eastAsia="zh-CN"/>
-                  </w:rPr>
-                  <m:t>⋅</m:t>
-                </m:r>
-              </m:e>
-            </m:d>
-          </m:e>
-        </m:func>
-      </m:oMath>
-      <w:r>
-        <w:rPr>
-          <w:lang w:eastAsia="zh-CN"/>
-        </w:rPr>
-        <w:t xml:space="preserve"> </w:t>
-      </w:r>
-      <w:r>
-        <w:rPr>
-          <w:lang w:eastAsia="zh-CN"/>
-        </w:rPr>
-        <w:t>表示</w:t>
-      </w:r>
-      <w:r>
-        <w:rPr>
-          <w:lang w:eastAsia="zh-CN"/>
-        </w:rPr>
-        <w:t xml:space="preserve"> Actor </w:t>
-      </w:r>
-      <w:r>
-        <w:rPr>
-          <w:lang w:eastAsia="zh-CN"/>
-        </w:rPr>
-        <w:t>侧</w:t>
-      </w:r>
-      <w:r>
-        <w:rPr>
-          <w:lang w:eastAsia="zh-CN"/>
-        </w:rPr>
-        <w:t xml:space="preserve"> Transformer </w:t>
-      </w:r>
-      <w:r>
-        <w:rPr>
-          <w:lang w:eastAsia="zh-CN"/>
-        </w:rPr>
-        <w:t>编码器，</w:t>
-      </w:r>
-      <m:oMath>
-        <m:sSub>
-          <m:sSubPr>
-            <m:ctrlPr>
-              <w:rPr>
-                <w:rFonts w:ascii="Cambria Math" w:hAnsi="Cambria Math"/>
-              </w:rPr>
-            </m:ctrlPr>
-          </m:sSubPr>
-          <m:e>
-            <m:d>
-              <m:dPr>
-                <m:ctrlPr>
-                  <w:rPr>
-                    <w:rFonts w:ascii="Cambria Math" w:hAnsi="Cambria Math"/>
-                  </w:rPr>
-                </m:ctrlPr>
-              </m:dPr>
-              <m:e>
-                <m:r>
-                  <w:rPr>
-                    <w:rFonts w:ascii="Cambria Math" w:hAnsi="Cambria Math"/>
-                    <w:lang w:eastAsia="zh-CN"/>
-                  </w:rPr>
-                  <m:t>⋅</m:t>
-                </m:r>
-              </m:e>
-            </m:d>
-          </m:e>
-          <m:sub>
-            <m:r>
-              <w:rPr>
-                <w:rFonts w:ascii="Cambria Math" w:hAnsi="Cambria Math"/>
-                <w:lang w:eastAsia="zh-CN"/>
-              </w:rPr>
-              <m:t>l</m:t>
-            </m:r>
-          </m:sub>
-        </m:sSub>
-      </m:oMath>
-      <w:r>
-        <w:rPr>
-          <w:lang w:eastAsia="zh-CN"/>
-        </w:rPr>
-        <w:t xml:space="preserve"> </w:t>
-      </w:r>
-      <w:r>
-        <w:rPr>
-          <w:lang w:eastAsia="zh-CN"/>
-        </w:rPr>
-        <w:t>表示取序列最后一个时间位置的输出，</w:t>
-      </w:r>
-      <m:oMath>
-        <m:func>
-          <m:funcPr>
-            <m:ctrlPr>
-              <w:rPr>
-                <w:rFonts w:ascii="Cambria Math" w:hAnsi="Cambria Math"/>
-              </w:rPr>
-            </m:ctrlPr>
-          </m:funcPr>
-          <m:fName>
-            <m:r>
-              <m:rPr>
-                <m:sty m:val="p"/>
-              </m:rPr>
-              <w:rPr>
-                <w:rFonts w:ascii="Cambria Math" w:hAnsi="Cambria Math"/>
-                <w:lang w:eastAsia="zh-CN"/>
-              </w:rPr>
-              <m:t>Norm</m:t>
-            </m:r>
-          </m:fName>
-          <m:e>
-            <m:d>
-              <m:dPr>
-                <m:ctrlPr>
-                  <w:rPr>
-                    <w:rFonts w:ascii="Cambria Math" w:hAnsi="Cambria Math"/>
-                  </w:rPr>
-                </m:ctrlPr>
-              </m:dPr>
-              <m:e>
-                <m:r>
-                  <w:rPr>
-                    <w:rFonts w:ascii="Cambria Math" w:hAnsi="Cambria Math"/>
-                    <w:lang w:eastAsia="zh-CN"/>
-                  </w:rPr>
-                  <m:t>⋅</m:t>
-                </m:r>
-              </m:e>
-            </m:d>
-          </m:e>
-        </m:func>
-      </m:oMath>
-      <w:r>
-        <w:rPr>
-          <w:lang w:eastAsia="zh-CN"/>
-        </w:rPr>
-        <w:t xml:space="preserve"> </w:t>
-      </w:r>
-      <w:r>
-        <w:rPr>
-          <w:lang w:eastAsia="zh-CN"/>
-        </w:rPr>
-        <w:t>表示归一化操作，</w:t>
-      </w:r>
-      <m:oMath>
-        <m:d>
-          <m:dPr>
-            <m:begChr m:val="["/>
-            <m:endChr m:val="]"/>
-            <m:ctrlPr>
-              <w:rPr>
-                <w:rFonts w:ascii="Cambria Math" w:hAnsi="Cambria Math"/>
-              </w:rPr>
-            </m:ctrlPr>
-          </m:dPr>
-          <m:e>
-            <m:sSub>
-              <m:sSubPr>
-                <m:ctrlPr>
-                  <w:rPr>
-                    <w:rFonts w:ascii="Cambria Math" w:hAnsi="Cambria Math"/>
-                  </w:rPr>
-                </m:ctrlPr>
-              </m:sSubPr>
-              <m:e>
-                <m:r>
-                  <w:rPr>
-                    <w:rFonts w:ascii="Cambria Math" w:hAnsi="Cambria Math"/>
-                    <w:lang w:eastAsia="zh-CN"/>
-                  </w:rPr>
-                  <m:t>s</m:t>
-                </m:r>
-              </m:e>
-              <m:sub>
-                <m:r>
-                  <w:rPr>
-                    <w:rFonts w:ascii="Cambria Math" w:hAnsi="Cambria Math"/>
-                    <w:lang w:eastAsia="zh-CN"/>
-                  </w:rPr>
-                  <m:t>t</m:t>
-                </m:r>
-              </m:sub>
-            </m:sSub>
-            <m:r>
-              <w:rPr>
-                <w:rFonts w:ascii="Cambria Math" w:hAnsi="Cambria Math"/>
-                <w:lang w:eastAsia="zh-CN"/>
-              </w:rPr>
-              <m:t>;</m:t>
-            </m:r>
-            <m:sSubSup>
-              <m:sSubSupPr>
-                <m:ctrlPr>
-                  <w:rPr>
-                    <w:rFonts w:ascii="Cambria Math" w:hAnsi="Cambria Math"/>
-                  </w:rPr>
-                </m:ctrlPr>
-              </m:sSubSupPr>
-              <m:e>
-                <m:r>
-                  <w:rPr>
-                    <w:rFonts w:ascii="Cambria Math" w:hAnsi="Cambria Math"/>
-                    <w:lang w:eastAsia="zh-CN"/>
-                  </w:rPr>
-                  <m:t>z</m:t>
-                </m:r>
-              </m:e>
-              <m:sub>
-                <m:r>
-                  <w:rPr>
-                    <w:rFonts w:ascii="Cambria Math" w:hAnsi="Cambria Math"/>
-                    <w:lang w:eastAsia="zh-CN"/>
-                  </w:rPr>
-                  <m:t>t</m:t>
-                </m:r>
-              </m:sub>
-              <m:sup>
-                <m:r>
-                  <w:rPr>
-                    <w:rFonts w:ascii="Cambria Math" w:hAnsi="Cambria Math"/>
-                    <w:lang w:eastAsia="zh-CN"/>
-                  </w:rPr>
-                  <m:t>A</m:t>
-                </m:r>
-              </m:sup>
-            </m:sSubSup>
-          </m:e>
-        </m:d>
-      </m:oMath>
-      <w:r>
-        <w:rPr>
-          <w:lang w:eastAsia="zh-CN"/>
-        </w:rPr>
-        <w:t xml:space="preserve"> </w:t>
-      </w:r>
-      <w:r>
-        <w:rPr>
-          <w:lang w:eastAsia="zh-CN"/>
-        </w:rPr>
-        <w:t>表示当前状态与历史特征的拼接，</w:t>
-      </w:r>
-      <m:oMath>
-        <m:sSub>
-          <m:sSubPr>
-            <m:ctrlPr>
-              <w:rPr>
-                <w:rFonts w:ascii="Cambria Math" w:hAnsi="Cambria Math"/>
-              </w:rPr>
-            </m:ctrlPr>
-          </m:sSubPr>
-          <m:e>
-            <m:r>
-              <w:rPr>
-                <w:rFonts w:ascii="Cambria Math" w:hAnsi="Cambria Math"/>
-                <w:lang w:eastAsia="zh-CN"/>
-              </w:rPr>
-              <m:t>μ</m:t>
-            </m:r>
-          </m:e>
-          <m:sub>
-            <m:r>
-              <w:rPr>
-                <w:rFonts w:ascii="Cambria Math" w:hAnsi="Cambria Math"/>
-                <w:lang w:eastAsia="zh-CN"/>
-              </w:rPr>
-              <m:t>ψ</m:t>
-            </m:r>
-          </m:sub>
-        </m:sSub>
-      </m:oMath>
-      <w:r>
-        <w:rPr>
-          <w:lang w:eastAsia="zh-CN"/>
-        </w:rPr>
-        <w:t xml:space="preserve"> </w:t>
-      </w:r>
-      <w:r>
-        <w:rPr>
-          <w:lang w:eastAsia="zh-CN"/>
-        </w:rPr>
-        <w:t>表示参数为</w:t>
-      </w:r>
-      <w:r>
-        <w:rPr>
-          <w:lang w:eastAsia="zh-CN"/>
-        </w:rPr>
-        <w:t xml:space="preserve"> </w:t>
-      </w:r>
-      <m:oMath>
-        <m:r>
-          <w:rPr>
-            <w:rFonts w:ascii="Cambria Math" w:hAnsi="Cambria Math"/>
-            <w:lang w:eastAsia="zh-CN"/>
-          </w:rPr>
-          <m:t>ψ</m:t>
-        </m:r>
-      </m:oMath>
-      <w:r>
-        <w:rPr>
-          <w:lang w:eastAsia="zh-CN"/>
-        </w:rPr>
-        <w:t xml:space="preserve"> </w:t>
-      </w:r>
-      <w:r>
-        <w:rPr>
-          <w:lang w:eastAsia="zh-CN"/>
-        </w:rPr>
-        <w:t>的生产企业</w:t>
-      </w:r>
-      <w:r>
-        <w:rPr>
-          <w:lang w:eastAsia="zh-CN"/>
-        </w:rPr>
-        <w:t xml:space="preserve"> Actor</w:t>
-      </w:r>
-      <w:r>
-        <w:rPr>
-          <w:lang w:eastAsia="zh-CN"/>
-        </w:rPr>
-        <w:t>。</w:t>
-      </w:r>
-      <w:r>
-        <w:t xml:space="preserve">Actor </w:t>
-      </w:r>
-      <w:proofErr w:type="spellStart"/>
-      <w:r>
-        <w:t>历史编码器由线性映射、位置嵌入、</w:t>
-      </w:r>
-      <w:r>
-        <w:t>Transformer</w:t>
-      </w:r>
-      <w:proofErr w:type="spellEnd"/>
-      <w:r>
-        <w:t xml:space="preserve"> </w:t>
-      </w:r>
-      <w:proofErr w:type="spellStart"/>
-      <w:r>
-        <w:t>编码器和归一化层组成</w:t>
-      </w:r>
-      <w:proofErr w:type="spellEnd"/>
-      <w:r>
-        <w:t>。</w:t>
-      </w:r>
-    </w:p>
-    <w:p>
-      <w:pPr>
-        <w:ind w:firstLine="420"/>
-      </w:pPr>
-      <w:r>
-        <w:t xml:space="preserve">Critic </w:t>
-      </w:r>
-      <w:proofErr w:type="spellStart"/>
-      <w:r>
-        <w:t>侧的</w:t>
-      </w:r>
-      <w:proofErr w:type="spellEnd"/>
-      <w:r>
-        <w:t xml:space="preserve"> Transformer </w:t>
-      </w:r>
-      <w:proofErr w:type="spellStart"/>
-      <w:r>
-        <w:t>编码器使用历史状态</w:t>
-      </w:r>
-      <w:r>
-        <w:t>-</w:t>
-      </w:r>
-      <w:r>
-        <w:t>动作序列。令历史状态</w:t>
-      </w:r>
-      <w:r>
-        <w:t>-</w:t>
-      </w:r>
-      <w:r>
-        <w:t>动作窗口为</w:t>
-      </w:r>
-      <w:proofErr w:type="spellEnd"/>
-      <w:r>
-        <w:t>：</w:t>
-      </w:r>
-    </w:p>
-    <w:p>
-      <w:pPr>
-        <w:ind w:firstLine="420"/>
-        <w:jc w:val="center"/>
-      </w:pPr>
-      <m:oMathPara>
-        <m:oMath>
-          <m:sSubSup>
-            <m:sSubSupPr>
-              <m:ctrlPr>
-                <w:rPr>
-                  <w:rFonts w:ascii="Cambria Math" w:hAnsi="Cambria Math"/>
-                </w:rPr>
-              </m:ctrlPr>
-            </m:sSubSupPr>
-            <m:e>
-              <m:r>
-                <w:rPr>
-                  <w:rFonts w:ascii="Cambria Math" w:hAnsi="Cambria Math"/>
-                </w:rPr>
-                <m:t>H</m:t>
-              </m:r>
-            </m:e>
-            <m:sub>
-              <m:r>
-                <w:rPr>
-                  <w:rFonts w:ascii="Cambria Math" w:hAnsi="Cambria Math"/>
-                </w:rPr>
-                <m:t>t</m:t>
-              </m:r>
-            </m:sub>
-            <m:sup>
-              <m:r>
-                <w:rPr>
-                  <w:rFonts w:ascii="Cambria Math" w:hAnsi="Cambria Math"/>
-                </w:rPr>
-                <m:t>sa</m:t>
-              </m:r>
-            </m:sup>
-          </m:sSubSup>
-          <m:r>
-            <w:rPr>
-              <w:rFonts w:ascii="Cambria Math" w:hAnsi="Cambria Math"/>
-            </w:rPr>
-            <m:t>=</m:t>
-          </m:r>
-          <m:d>
-            <m:dPr>
-              <m:ctrlPr>
-                <w:rPr>
-                  <w:rFonts w:ascii="Cambria Math" w:hAnsi="Cambria Math"/>
-                </w:rPr>
-              </m:ctrlPr>
-            </m:dPr>
-            <m:e>
-              <m:d>
-                <m:dPr>
-                  <m:ctrlPr>
-                    <w:rPr>
-                      <w:rFonts w:ascii="Cambria Math" w:hAnsi="Cambria Math"/>
-                    </w:rPr>
-                  </m:ctrlPr>
-                </m:dPr>
-                <m:e>
-                  <m:sSub>
-                    <m:sSubPr>
-                      <m:ctrlPr>
-                        <w:rPr>
-                          <w:rFonts w:ascii="Cambria Math" w:hAnsi="Cambria Math"/>
-                        </w:rPr>
-                      </m:ctrlPr>
-                    </m:sSubPr>
-                    <m:e>
-                      <m:r>
-                        <w:rPr>
-                          <w:rFonts w:ascii="Cambria Math" w:hAnsi="Cambria Math"/>
-                        </w:rPr>
-                        <m:t>s</m:t>
-                      </m:r>
-                    </m:e>
-                    <m:sub>
-                      <m:r>
-                        <w:rPr>
-                          <w:rFonts w:ascii="Cambria Math" w:hAnsi="Cambria Math"/>
-                        </w:rPr>
-                        <m:t>t-l+1</m:t>
-                      </m:r>
-                    </m:sub>
-                  </m:sSub>
-                  <m:r>
-                    <w:rPr>
-                      <w:rFonts w:ascii="Cambria Math" w:hAnsi="Cambria Math"/>
-                    </w:rPr>
-                    <m:t>,</m:t>
-                  </m:r>
-                  <m:sSub>
-                    <m:sSubPr>
-                      <m:ctrlPr>
-                        <w:rPr>
-                          <w:rFonts w:ascii="Cambria Math" w:hAnsi="Cambria Math"/>
-                        </w:rPr>
-                      </m:ctrlPr>
-                    </m:sSubPr>
-                    <m:e>
-                      <m:r>
-                        <w:rPr>
-                          <w:rFonts w:ascii="Cambria Math" w:hAnsi="Cambria Math"/>
-                        </w:rPr>
-                        <m:t>a</m:t>
-                      </m:r>
-                    </m:e>
-                    <m:sub>
-                      <m:r>
-                        <w:rPr>
-                          <w:rFonts w:ascii="Cambria Math" w:hAnsi="Cambria Math"/>
-                        </w:rPr>
-                        <m:t>t-l+1</m:t>
-                      </m:r>
-                    </m:sub>
-                  </m:sSub>
-                </m:e>
-              </m:d>
-              <m:r>
-                <w:rPr>
-                  <w:rFonts w:ascii="Cambria Math" w:hAnsi="Cambria Math"/>
-                </w:rPr>
-                <m:t>,…,</m:t>
-              </m:r>
-              <m:d>
-                <m:dPr>
-                  <m:ctrlPr>
-                    <w:rPr>
-                      <w:rFonts w:ascii="Cambria Math" w:hAnsi="Cambria Math"/>
-                    </w:rPr>
-                  </m:ctrlPr>
-                </m:dPr>
-                <m:e>
-                  <m:sSub>
-                    <m:sSubPr>
-                      <m:ctrlPr>
-                        <w:rPr>
-                          <w:rFonts w:ascii="Cambria Math" w:hAnsi="Cambria Math"/>
-                        </w:rPr>
-                      </m:ctrlPr>
-                    </m:sSubPr>
-                    <m:e>
-                      <m:r>
-                        <w:rPr>
-                          <w:rFonts w:ascii="Cambria Math" w:hAnsi="Cambria Math"/>
-                        </w:rPr>
-                        <m:t>s</m:t>
-                      </m:r>
-                    </m:e>
-                    <m:sub>
-                      <m:r>
-                        <w:rPr>
-                          <w:rFonts w:ascii="Cambria Math" w:hAnsi="Cambria Math"/>
-                        </w:rPr>
-                        <m:t>t</m:t>
-                      </m:r>
-                    </m:sub>
-                  </m:sSub>
-                  <m:r>
-                    <w:rPr>
-                      <w:rFonts w:ascii="Cambria Math" w:hAnsi="Cambria Math"/>
-                    </w:rPr>
-                    <m:t>,</m:t>
-                  </m:r>
-                  <m:sSub>
-                    <m:sSubPr>
-                      <m:ctrlPr>
-                        <w:rPr>
-                          <w:rFonts w:ascii="Cambria Math" w:hAnsi="Cambria Math"/>
-                        </w:rPr>
-                      </m:ctrlPr>
-                    </m:sSubPr>
-                    <m:e>
-                      <m:r>
-                        <w:rPr>
-                          <w:rFonts w:ascii="Cambria Math" w:hAnsi="Cambria Math"/>
-                        </w:rPr>
-                        <m:t>a</m:t>
-                      </m:r>
-                    </m:e>
-                    <m:sub>
-                      <m:r>
-                        <w:rPr>
-                          <w:rFonts w:ascii="Cambria Math" w:hAnsi="Cambria Math"/>
-                        </w:rPr>
-                        <m:t>t</m:t>
-                      </m:r>
-                    </m:sub>
-                  </m:sSub>
-                </m:e>
-              </m:d>
-            </m:e>
-          </m:d>
-        </m:oMath>
-      </m:oMathPara>
-    </w:p>
-    <w:p>
-      <w:pPr>
-        <w:ind w:firstLine="420"/>
-        <w:rPr>
-          <w:lang w:eastAsia="zh-CN"/>
-        </w:rPr>
-      </w:pPr>
-      <w:r>
-        <w:rPr>
-          <w:lang w:eastAsia="zh-CN"/>
-        </w:rPr>
-        <w:t>其中，</w:t>
-      </w:r>
-      <m:oMath>
-        <m:sSubSup>
-          <m:sSubSupPr>
-            <m:ctrlPr>
-              <w:rPr>
-                <w:rFonts w:ascii="Cambria Math" w:hAnsi="Cambria Math"/>
-              </w:rPr>
-            </m:ctrlPr>
-          </m:sSubSupPr>
-          <m:e>
-            <m:r>
-              <w:rPr>
-                <w:rFonts w:ascii="Cambria Math" w:hAnsi="Cambria Math"/>
-                <w:lang w:eastAsia="zh-CN"/>
-              </w:rPr>
-              <m:t>H</m:t>
-            </m:r>
-          </m:e>
-          <m:sub>
-            <m:r>
-              <w:rPr>
-                <w:rFonts w:ascii="Cambria Math" w:hAnsi="Cambria Math"/>
-                <w:lang w:eastAsia="zh-CN"/>
-              </w:rPr>
-              <m:t>t</m:t>
-            </m:r>
-          </m:sub>
-          <m:sup>
-            <m:r>
-              <w:rPr>
-                <w:rFonts w:ascii="Cambria Math" w:hAnsi="Cambria Math"/>
-                <w:lang w:eastAsia="zh-CN"/>
-              </w:rPr>
-              <m:t>sa</m:t>
-            </m:r>
-          </m:sup>
-        </m:sSubSup>
-      </m:oMath>
-      <w:r>
-        <w:rPr>
-          <w:lang w:eastAsia="zh-CN"/>
-        </w:rPr>
-        <w:t xml:space="preserve"> </w:t>
-      </w:r>
-      <w:r>
-        <w:rPr>
-          <w:lang w:eastAsia="zh-CN"/>
-        </w:rPr>
-        <w:t>表示截至第</w:t>
-      </w:r>
-      <w:r>
-        <w:rPr>
-          <w:lang w:eastAsia="zh-CN"/>
-        </w:rPr>
-        <w:t xml:space="preserve"> </w:t>
-      </w:r>
-      <m:oMath>
-        <m:r>
-          <w:rPr>
-            <w:rFonts w:ascii="Cambria Math" w:hAnsi="Cambria Math"/>
-            <w:lang w:eastAsia="zh-CN"/>
-          </w:rPr>
-          <m:t>t</m:t>
-        </m:r>
-      </m:oMath>
-      <w:r>
-        <w:rPr>
-          <w:lang w:eastAsia="zh-CN"/>
-        </w:rPr>
-        <w:t xml:space="preserve"> </w:t>
-      </w:r>
-      <w:r>
-        <w:rPr>
-          <w:lang w:eastAsia="zh-CN"/>
-        </w:rPr>
-        <w:t>天的状态</w:t>
-      </w:r>
-      <w:r>
-        <w:rPr>
-          <w:lang w:eastAsia="zh-CN"/>
-        </w:rPr>
-        <w:t>-</w:t>
-      </w:r>
-      <w:r>
-        <w:rPr>
-          <w:lang w:eastAsia="zh-CN"/>
-        </w:rPr>
-        <w:t>动作历史窗口，</w:t>
-      </w:r>
-      <m:oMath>
-        <m:sSub>
-          <m:sSubPr>
-            <m:ctrlPr>
-              <w:rPr>
-                <w:rFonts w:ascii="Cambria Math" w:hAnsi="Cambria Math"/>
-              </w:rPr>
-            </m:ctrlPr>
-          </m:sSubPr>
-          <m:e>
-            <m:r>
-              <w:rPr>
-                <w:rFonts w:ascii="Cambria Math" w:hAnsi="Cambria Math"/>
-                <w:lang w:eastAsia="zh-CN"/>
-              </w:rPr>
-              <m:t>a</m:t>
-            </m:r>
-          </m:e>
-          <m:sub>
-            <m:r>
-              <w:rPr>
-                <w:rFonts w:ascii="Cambria Math" w:hAnsi="Cambria Math"/>
-                <w:lang w:eastAsia="zh-CN"/>
-              </w:rPr>
-              <m:t>t</m:t>
-            </m:r>
-          </m:sub>
-        </m:sSub>
-      </m:oMath>
-      <w:r>
-        <w:rPr>
-          <w:lang w:eastAsia="zh-CN"/>
-        </w:rPr>
-        <w:t xml:space="preserve"> </w:t>
-      </w:r>
-      <w:r>
-        <w:rPr>
-          <w:lang w:eastAsia="zh-CN"/>
-        </w:rPr>
-        <w:t>表示生产企业在第</w:t>
-      </w:r>
-      <w:r>
-        <w:rPr>
-          <w:lang w:eastAsia="zh-CN"/>
-        </w:rPr>
-        <w:t xml:space="preserve"> </w:t>
-      </w:r>
-      <m:oMath>
-        <m:r>
-          <w:rPr>
-            <w:rFonts w:ascii="Cambria Math" w:hAnsi="Cambria Math"/>
-            <w:lang w:eastAsia="zh-CN"/>
-          </w:rPr>
-          <m:t>t</m:t>
-        </m:r>
-      </m:oMath>
-      <w:r>
-        <w:rPr>
-          <w:lang w:eastAsia="zh-CN"/>
-        </w:rPr>
-        <w:t xml:space="preserve"> </w:t>
-      </w:r>
-      <w:r>
-        <w:rPr>
-          <w:lang w:eastAsia="zh-CN"/>
-        </w:rPr>
-        <w:t>天执行的动作。</w:t>
-      </w:r>
-      <w:r>
-        <w:rPr>
-          <w:lang w:eastAsia="zh-CN"/>
-        </w:rPr>
-        <w:t xml:space="preserve">Critic </w:t>
-      </w:r>
-      <w:r>
-        <w:rPr>
-          <w:lang w:eastAsia="zh-CN"/>
-        </w:rPr>
-        <w:t>将每一个状态</w:t>
-      </w:r>
-      <w:r>
-        <w:rPr>
-          <w:lang w:eastAsia="zh-CN"/>
-        </w:rPr>
-        <w:t>-</w:t>
-      </w:r>
-      <w:r>
-        <w:rPr>
-          <w:lang w:eastAsia="zh-CN"/>
-        </w:rPr>
-        <w:t>动作对拼接后映射到隐藏空间，并通过</w:t>
-      </w:r>
-      <w:r>
-        <w:rPr>
-          <w:lang w:eastAsia="zh-CN"/>
-        </w:rPr>
-        <w:t xml:space="preserve"> Transformer </w:t>
-      </w:r>
-      <w:r>
-        <w:rPr>
-          <w:lang w:eastAsia="zh-CN"/>
-        </w:rPr>
-        <w:t>编码器</w:t>
-      </w:r>
-      <w:r>
-        <w:rPr>
-          <w:lang w:eastAsia="zh-CN"/>
-        </w:rPr>
-        <w:t xml:space="preserve"> </w:t>
-      </w:r>
-      <w:r>
-        <w:rPr>
-          <w:lang w:eastAsia="zh-CN"/>
-        </w:rPr>
-        <w:t>得到历史交互表征。该表征与当前状态</w:t>
-      </w:r>
-      <w:r>
-        <w:rPr>
-          <w:lang w:eastAsia="zh-CN"/>
-        </w:rPr>
-        <w:t>-</w:t>
-      </w:r>
-      <w:r>
-        <w:rPr>
-          <w:lang w:eastAsia="zh-CN"/>
-        </w:rPr>
-        <w:t>动作对共同进入双</w:t>
-      </w:r>
-      <w:r>
-        <w:rPr>
-          <w:lang w:eastAsia="zh-CN"/>
-        </w:rPr>
-        <w:t xml:space="preserve"> Q </w:t>
-      </w:r>
-      <w:r>
-        <w:rPr>
-          <w:lang w:eastAsia="zh-CN"/>
-        </w:rPr>
-        <w:t>值估计分支。</w:t>
-      </w:r>
-      <w:r>
-        <w:rPr>
-          <w:lang w:eastAsia="zh-CN"/>
-        </w:rPr>
-        <w:t>其计算形式定义为</w:t>
-      </w:r>
-      <w:r>
-        <w:rPr>
-          <w:lang w:eastAsia="zh-CN"/>
-        </w:rPr>
-        <w:t>：</w:t>
-      </w:r>
-    </w:p>
-    <w:p>
-      <w:pPr>
-        <w:ind w:firstLine="420"/>
-        <w:jc w:val="center"/>
-        <w:rPr>
-          <w:lang w:eastAsia="zh-CN"/>
-        </w:rPr>
-      </w:pPr>
-      <m:oMathPara>
-        <m:oMath>
-          <m:sSubSup>
-            <m:sSubSupPr>
-              <m:ctrlPr>
-                <w:rPr>
-                  <w:rFonts w:ascii="Cambria Math" w:hAnsi="Cambria Math"/>
-                </w:rPr>
-              </m:ctrlPr>
-            </m:sSubSupPr>
-            <m:e>
-              <m:r>
-                <w:rPr>
-                  <w:rFonts w:ascii="Cambria Math" w:hAnsi="Cambria Math"/>
-                </w:rPr>
-                <m:t>z</m:t>
-              </m:r>
-            </m:e>
-            <m:sub>
-              <m:r>
-                <w:rPr>
-                  <w:rFonts w:ascii="Cambria Math" w:hAnsi="Cambria Math"/>
-                </w:rPr>
-                <m:t>t</m:t>
-              </m:r>
-            </m:sub>
-            <m:sup>
-              <m:r>
-                <w:rPr>
-                  <w:rFonts w:ascii="Cambria Math" w:hAnsi="Cambria Math"/>
-                </w:rPr>
-                <m:t>Q</m:t>
-              </m:r>
-            </m:sup>
-          </m:sSubSup>
-          <m:r>
-            <w:rPr>
-              <w:rFonts w:ascii="Cambria Math" w:hAnsi="Cambria Math"/>
-            </w:rPr>
-            <m:t>=</m:t>
-          </m:r>
-          <m:func>
-            <m:funcPr>
-              <m:ctrlPr>
-                <w:rPr>
-                  <w:rFonts w:ascii="Cambria Math" w:hAnsi="Cambria Math"/>
-                </w:rPr>
-              </m:ctrlPr>
-            </m:funcPr>
-            <m:fName>
-              <m:r>
-                <m:rPr>
-                  <m:sty m:val="p"/>
-                </m:rPr>
-                <w:rPr>
-                  <w:rFonts w:ascii="Cambria Math" w:hAnsi="Cambria Math"/>
-                </w:rPr>
-                <m:t>Norm</m:t>
-              </m:r>
-            </m:fName>
-            <m:e>
-              <m:d>
-                <m:dPr>
-                  <m:ctrlPr>
-                    <w:rPr>
-                      <w:rFonts w:ascii="Cambria Math" w:hAnsi="Cambria Math"/>
-                    </w:rPr>
-                  </m:ctrlPr>
-                </m:dPr>
-                <m:e>
-                  <m:sSub>
-                    <m:sSubPr>
-                      <m:ctrlPr>
-                        <w:rPr>
-                          <w:rFonts w:ascii="Cambria Math" w:hAnsi="Cambria Math"/>
-                        </w:rPr>
-                      </m:ctrlPr>
-                    </m:sSubPr>
-                    <m:e>
-                      <m:func>
-                        <m:funcPr>
-                          <m:ctrlPr>
-                            <w:rPr>
-                              <w:rFonts w:ascii="Cambria Math" w:hAnsi="Cambria Math"/>
-                            </w:rPr>
-                          </m:ctrlPr>
-                        </m:funcPr>
-                        <m:fName>
-                          <m:sSub>
-                            <m:sSubPr>
-                              <m:ctrlPr>
-                                <w:rPr>
-                                  <w:rFonts w:ascii="Cambria Math" w:hAnsi="Cambria Math"/>
-                                </w:rPr>
-                              </m:ctrlPr>
-                            </m:sSubPr>
-                            <m:e>
-                              <m:r>
-                                <m:rPr>
-                                  <m:sty m:val="p"/>
-                                </m:rPr>
-                                <w:rPr>
-                                  <w:rFonts w:ascii="Cambria Math" w:hAnsi="Cambria Math"/>
-                                </w:rPr>
-                                <m:t>Enc</m:t>
-                              </m:r>
-                            </m:e>
-                            <m:sub>
-                              <m:r>
-                                <w:rPr>
-                                  <w:rFonts w:ascii="Cambria Math" w:hAnsi="Cambria Math"/>
-                                </w:rPr>
-                                <m:t>Q</m:t>
-                              </m:r>
-                            </m:sub>
-                          </m:sSub>
-                        </m:fName>
-                        <m:e>
-                          <m:d>
-                            <m:dPr>
-                              <m:ctrlPr>
-                                <w:rPr>
-                                  <w:rFonts w:ascii="Cambria Math" w:hAnsi="Cambria Math"/>
-                                </w:rPr>
-                              </m:ctrlPr>
-                            </m:dPr>
-                            <m:e>
-                              <m:sSub>
-                                <m:sSubPr>
-                                  <m:ctrlPr>
-                                    <w:rPr>
-                                      <w:rFonts w:ascii="Cambria Math" w:hAnsi="Cambria Math"/>
-                                    </w:rPr>
-                                  </m:ctrlPr>
-                                </m:sSubPr>
-                                <m:e>
-                                  <m:r>
-                                    <w:rPr>
-                                      <w:rFonts w:ascii="Cambria Math" w:hAnsi="Cambria Math"/>
-                                    </w:rPr>
-                                    <m:t>W</m:t>
-                                  </m:r>
-                                </m:e>
-                                <m:sub>
-                                  <m:r>
-                                    <w:rPr>
-                                      <w:rFonts w:ascii="Cambria Math" w:hAnsi="Cambria Math"/>
-                                    </w:rPr>
-                                    <m:t>sa</m:t>
-                                  </m:r>
-                                </m:sub>
-                              </m:sSub>
-                              <m:sSubSup>
-                                <m:sSubSupPr>
-                                  <m:ctrlPr>
-                                    <w:rPr>
-                                      <w:rFonts w:ascii="Cambria Math" w:hAnsi="Cambria Math"/>
-                                    </w:rPr>
-                                  </m:ctrlPr>
-                                </m:sSubSupPr>
-                                <m:e>
-                                  <m:r>
-                                    <w:rPr>
-                                      <w:rFonts w:ascii="Cambria Math" w:hAnsi="Cambria Math"/>
-                                    </w:rPr>
-                                    <m:t>H</m:t>
-                                  </m:r>
-                                </m:e>
-                                <m:sub>
-                                  <m:r>
-                                    <w:rPr>
-                                      <w:rFonts w:ascii="Cambria Math" w:hAnsi="Cambria Math"/>
-                                    </w:rPr>
-                                    <m:t>t</m:t>
-                                  </m:r>
-                                </m:sub>
-                                <m:sup>
-                                  <m:r>
-                                    <w:rPr>
-                                      <w:rFonts w:ascii="Cambria Math" w:hAnsi="Cambria Math"/>
-                                    </w:rPr>
-                                    <m:t>sa</m:t>
-                                  </m:r>
-                                </m:sup>
-                              </m:sSubSup>
-                              <m:r>
-                                <w:rPr>
-                                  <w:rFonts w:ascii="Cambria Math" w:hAnsi="Cambria Math"/>
-                                </w:rPr>
-                                <m:t>+</m:t>
-                              </m:r>
-                              <m:sSub>
-                                <m:sSubPr>
-                                  <m:ctrlPr>
-                                    <w:rPr>
-                                      <w:rFonts w:ascii="Cambria Math" w:hAnsi="Cambria Math"/>
-                                    </w:rPr>
-                                  </m:ctrlPr>
-                                </m:sSubPr>
-                                <m:e>
-                                  <m:r>
-                                    <w:rPr>
-                                      <w:rFonts w:ascii="Cambria Math" w:hAnsi="Cambria Math"/>
-                                    </w:rPr>
-                                    <m:t>P</m:t>
-                                  </m:r>
-                                </m:e>
-                                <m:sub>
-                                  <m:r>
-                                    <w:rPr>
-                                      <w:rFonts w:ascii="Cambria Math" w:hAnsi="Cambria Math"/>
-                                    </w:rPr>
-                                    <m:t>sa</m:t>
-                                  </m:r>
-                                </m:sub>
-                              </m:sSub>
-                            </m:e>
-                          </m:d>
-                        </m:e>
-                      </m:func>
-                    </m:e>
-                    <m:sub>
-                      <m:r>
-                        <w:rPr>
-                          <w:rFonts w:ascii="Cambria Math" w:hAnsi="Cambria Math"/>
-                        </w:rPr>
-                        <m:t>l</m:t>
-                      </m:r>
-                    </m:sub>
-                  </m:sSub>
-                </m:e>
-              </m:d>
-            </m:e>
-          </m:func>
-        </m:oMath>
-      </m:oMathPara>
-    </w:p>
-    <w:p>
-      <w:pPr>
-        <w:ind w:firstLine="420"/>
-        <w:jc w:val="center"/>
-      </w:pPr>
-      <m:oMathPara>
-        <m:oMath>
-          <m:sSub>
-            <m:sSubPr>
-              <m:ctrlPr>
-                <w:rPr>
-                  <w:rFonts w:ascii="Cambria Math" w:hAnsi="Cambria Math"/>
-                </w:rPr>
-              </m:ctrlPr>
-            </m:sSubPr>
-            <m:e>
-              <m:r>
-                <w:rPr>
-                  <w:rFonts w:ascii="Cambria Math" w:hAnsi="Cambria Math"/>
-                </w:rPr>
-                <m:t>Q</m:t>
-              </m:r>
-            </m:e>
-            <m:sub>
-              <m:sSub>
-                <m:sSubPr>
-                  <m:ctrlPr>
-                    <w:rPr>
-                      <w:rFonts w:ascii="Cambria Math" w:hAnsi="Cambria Math"/>
-                    </w:rPr>
-                  </m:ctrlPr>
-                </m:sSubPr>
-                <m:e>
-                  <m:r>
-                    <w:rPr>
-                      <w:rFonts w:ascii="Cambria Math" w:hAnsi="Cambria Math"/>
-                    </w:rPr>
-                    <m:t>θ</m:t>
-                  </m:r>
-                </m:e>
-                <m:sub>
-                  <m:r>
-                    <w:rPr>
-                      <w:rFonts w:ascii="Cambria Math" w:hAnsi="Cambria Math"/>
-                    </w:rPr>
-                    <m:t>k</m:t>
-                  </m:r>
-                </m:sub>
-              </m:sSub>
-            </m:sub>
-          </m:sSub>
-          <m:d>
-            <m:dPr>
-              <m:ctrlPr>
-                <w:rPr>
-                  <w:rFonts w:ascii="Cambria Math" w:hAnsi="Cambria Math"/>
-                </w:rPr>
-              </m:ctrlPr>
-            </m:dPr>
-            <m:e>
-              <m:sSub>
-                <m:sSubPr>
-                  <m:ctrlPr>
-                    <w:rPr>
-                      <w:rFonts w:ascii="Cambria Math" w:hAnsi="Cambria Math"/>
-                    </w:rPr>
-                  </m:ctrlPr>
-                </m:sSubPr>
-                <m:e>
-                  <m:r>
-                    <w:rPr>
-                      <w:rFonts w:ascii="Cambria Math" w:hAnsi="Cambria Math"/>
-                    </w:rPr>
-                    <m:t>s</m:t>
-                  </m:r>
-                </m:e>
-                <m:sub>
-                  <m:r>
-                    <w:rPr>
-                      <w:rFonts w:ascii="Cambria Math" w:hAnsi="Cambria Math"/>
-                    </w:rPr>
-                    <m:t>t</m:t>
-                  </m:r>
-                </m:sub>
-              </m:sSub>
-              <m:r>
-                <w:rPr>
-                  <w:rFonts w:ascii="Cambria Math" w:hAnsi="Cambria Math"/>
-                </w:rPr>
-                <m:t>,</m:t>
-              </m:r>
-              <m:sSub>
-                <m:sSubPr>
-                  <m:ctrlPr>
-                    <w:rPr>
-                      <w:rFonts w:ascii="Cambria Math" w:hAnsi="Cambria Math"/>
-                    </w:rPr>
-                  </m:ctrlPr>
-                </m:sSubPr>
-                <m:e>
-                  <m:r>
-                    <w:rPr>
-                      <w:rFonts w:ascii="Cambria Math" w:hAnsi="Cambria Math"/>
-                    </w:rPr>
-                    <m:t>a</m:t>
-                  </m:r>
-                </m:e>
-                <m:sub>
-                  <m:r>
-                    <w:rPr>
-                      <w:rFonts w:ascii="Cambria Math" w:hAnsi="Cambria Math"/>
-                    </w:rPr>
-                    <m:t>t</m:t>
-                  </m:r>
-                </m:sub>
-              </m:sSub>
-              <m:r>
-                <w:rPr>
-                  <w:rFonts w:ascii="Cambria Math" w:hAnsi="Cambria Math"/>
-                </w:rPr>
-                <m:t>,</m:t>
-              </m:r>
-              <m:sSubSup>
-                <m:sSubSupPr>
-                  <m:ctrlPr>
-                    <w:rPr>
-                      <w:rFonts w:ascii="Cambria Math" w:hAnsi="Cambria Math"/>
-                    </w:rPr>
-                  </m:ctrlPr>
-                </m:sSubSupPr>
-                <m:e>
-                  <m:r>
-                    <w:rPr>
-                      <w:rFonts w:ascii="Cambria Math" w:hAnsi="Cambria Math"/>
-                    </w:rPr>
-                    <m:t>H</m:t>
-                  </m:r>
-                </m:e>
-                <m:sub>
-                  <m:r>
-                    <w:rPr>
-                      <w:rFonts w:ascii="Cambria Math" w:hAnsi="Cambria Math"/>
-                    </w:rPr>
-                    <m:t>t</m:t>
-                  </m:r>
-                </m:sub>
-                <m:sup>
-                  <m:r>
-                    <w:rPr>
-                      <w:rFonts w:ascii="Cambria Math" w:hAnsi="Cambria Math"/>
-                    </w:rPr>
-                    <m:t>sa</m:t>
-                  </m:r>
-                </m:sup>
-              </m:sSubSup>
-            </m:e>
-          </m:d>
-          <m:r>
-            <w:rPr>
-              <w:rFonts w:ascii="Cambria Math" w:hAnsi="Cambria Math"/>
-            </w:rPr>
-            <m:t>=</m:t>
-          </m:r>
-          <m:sSub>
-            <m:sSubPr>
-              <m:ctrlPr>
-                <w:rPr>
-                  <w:rFonts w:ascii="Cambria Math" w:hAnsi="Cambria Math"/>
-                </w:rPr>
-              </m:ctrlPr>
-            </m:sSubPr>
-            <m:e>
-              <m:r>
-                <w:rPr>
-                  <w:rFonts w:ascii="Cambria Math" w:hAnsi="Cambria Math"/>
-                </w:rPr>
-                <m:t>q</m:t>
-              </m:r>
-            </m:e>
-            <m:sub>
-              <m:sSub>
-                <m:sSubPr>
-                  <m:ctrlPr>
-                    <w:rPr>
-                      <w:rFonts w:ascii="Cambria Math" w:hAnsi="Cambria Math"/>
-                    </w:rPr>
-                  </m:ctrlPr>
-                </m:sSubPr>
-                <m:e>
-                  <m:r>
-                    <w:rPr>
-                      <w:rFonts w:ascii="Cambria Math" w:hAnsi="Cambria Math"/>
-                    </w:rPr>
-                    <m:t>θ</m:t>
-                  </m:r>
-                </m:e>
-                <m:sub>
-                  <m:r>
-                    <w:rPr>
-                      <w:rFonts w:ascii="Cambria Math" w:hAnsi="Cambria Math"/>
-                    </w:rPr>
-                    <m:t>k</m:t>
-                  </m:r>
-                </m:sub>
-              </m:sSub>
-            </m:sub>
-          </m:sSub>
-          <m:d>
-            <m:dPr>
-              <m:ctrlPr>
-                <w:rPr>
-                  <w:rFonts w:ascii="Cambria Math" w:hAnsi="Cambria Math"/>
-                </w:rPr>
-              </m:ctrlPr>
-            </m:dPr>
-            <m:e>
-              <m:d>
-                <m:dPr>
-                  <m:begChr m:val="["/>
-                  <m:endChr m:val="]"/>
-                  <m:ctrlPr>
-                    <w:rPr>
-                      <w:rFonts w:ascii="Cambria Math" w:hAnsi="Cambria Math"/>
-                    </w:rPr>
-                  </m:ctrlPr>
-                </m:dPr>
-                <m:e>
-                  <m:sSub>
-                    <m:sSubPr>
-                      <m:ctrlPr>
-                        <w:rPr>
-                          <w:rFonts w:ascii="Cambria Math" w:hAnsi="Cambria Math"/>
-                        </w:rPr>
-                      </m:ctrlPr>
-                    </m:sSubPr>
-                    <m:e>
-                      <m:r>
-                        <w:rPr>
-                          <w:rFonts w:ascii="Cambria Math" w:hAnsi="Cambria Math"/>
-                        </w:rPr>
-                        <m:t>s</m:t>
-                      </m:r>
-                    </m:e>
-                    <m:sub>
-                      <m:r>
-                        <w:rPr>
-                          <w:rFonts w:ascii="Cambria Math" w:hAnsi="Cambria Math"/>
-                        </w:rPr>
-                        <m:t>t</m:t>
-                      </m:r>
-                    </m:sub>
-                  </m:sSub>
-                  <m:r>
-                    <w:rPr>
-                      <w:rFonts w:ascii="Cambria Math" w:hAnsi="Cambria Math"/>
-                    </w:rPr>
-                    <m:t>,</m:t>
-                  </m:r>
-                  <m:sSub>
-                    <m:sSubPr>
-                      <m:ctrlPr>
-                        <w:rPr>
-                          <w:rFonts w:ascii="Cambria Math" w:hAnsi="Cambria Math"/>
-                        </w:rPr>
-                      </m:ctrlPr>
-                    </m:sSubPr>
-                    <m:e>
-                      <m:r>
-                        <w:rPr>
-                          <w:rFonts w:ascii="Cambria Math" w:hAnsi="Cambria Math"/>
-                        </w:rPr>
-                        <m:t>a</m:t>
-                      </m:r>
-                    </m:e>
-                    <m:sub>
-                      <m:r>
-                        <w:rPr>
-                          <w:rFonts w:ascii="Cambria Math" w:hAnsi="Cambria Math"/>
-                        </w:rPr>
-                        <m:t>t</m:t>
-                      </m:r>
-                    </m:sub>
-                  </m:sSub>
-                  <m:r>
-                    <w:rPr>
-                      <w:rFonts w:ascii="Cambria Math" w:hAnsi="Cambria Math"/>
-                    </w:rPr>
-                    <m:t>,</m:t>
-                  </m:r>
-                  <m:sSubSup>
-                    <m:sSubSupPr>
-                      <m:ctrlPr>
-                        <w:rPr>
-                          <w:rFonts w:ascii="Cambria Math" w:hAnsi="Cambria Math"/>
-                        </w:rPr>
-                      </m:ctrlPr>
-                    </m:sSubSupPr>
-                    <m:e>
-                      <m:r>
-                        <w:rPr>
-                          <w:rFonts w:ascii="Cambria Math" w:hAnsi="Cambria Math"/>
-                        </w:rPr>
-                        <m:t>z</m:t>
-                      </m:r>
-                    </m:e>
-                    <m:sub>
-                      <m:r>
-                        <w:rPr>
-                          <w:rFonts w:ascii="Cambria Math" w:hAnsi="Cambria Math"/>
-                        </w:rPr>
-                        <m:t>t</m:t>
-                      </m:r>
-                    </m:sub>
-                    <m:sup>
-                      <m:r>
-                        <w:rPr>
-                          <w:rFonts w:ascii="Cambria Math" w:hAnsi="Cambria Math"/>
-                        </w:rPr>
-                        <m:t>Q</m:t>
-                      </m:r>
-                    </m:sup>
-                  </m:sSubSup>
-                </m:e>
-              </m:d>
-            </m:e>
-          </m:d>
-          <m:r>
-            <w:rPr>
-              <w:rFonts w:ascii="Cambria Math" w:hAnsi="Cambria Math"/>
-            </w:rPr>
-            <m:t>,</m:t>
-          </m:r>
-          <m:r>
-            <w:rPr>
-              <w:rFonts w:ascii="Cambria Math" w:hAnsi="Cambria Math"/>
-              <w:i/>
-            </w:rPr>
-            <m:t> </m:t>
-          </m:r>
-          <m:r>
-            <w:rPr>
-              <w:rFonts w:ascii="Cambria Math" w:hAnsi="Cambria Math"/>
-            </w:rPr>
-            <m:t>k=1,2</m:t>
-          </m:r>
-        </m:oMath>
-      </m:oMathPara>
-    </w:p>
-    <w:p>
-      <w:pPr>
-        <w:ind w:firstLine="420"/>
-        <w:rPr>
-          <w:lang w:eastAsia="zh-CN"/>
-        </w:rPr>
-      </w:pPr>
-      <w:proofErr w:type="spellStart"/>
-      <w:r>
-        <w:t>其中</w:t>
-      </w:r>
-      <w:proofErr w:type="spellEnd"/>
-      <w:r>
-        <w:t>，</w:t>
-      </w:r>
-      <m:oMath>
-        <m:sSubSup>
-          <m:sSubSupPr>
-            <m:ctrlPr>
-              <w:rPr>
-                <w:rFonts w:ascii="Cambria Math" w:hAnsi="Cambria Math"/>
-              </w:rPr>
-            </m:ctrlPr>
-          </m:sSubSupPr>
-          <m:e>
-            <m:r>
-              <w:rPr>
-                <w:rFonts w:ascii="Cambria Math" w:hAnsi="Cambria Math"/>
-              </w:rPr>
-              <m:t>z</m:t>
-            </m:r>
-          </m:e>
-          <m:sub>
-            <m:r>
-              <w:rPr>
-                <w:rFonts w:ascii="Cambria Math" w:hAnsi="Cambria Math"/>
-              </w:rPr>
-              <m:t>t</m:t>
-            </m:r>
-          </m:sub>
-          <m:sup>
-            <m:r>
-              <w:rPr>
-                <w:rFonts w:ascii="Cambria Math" w:hAnsi="Cambria Math"/>
-              </w:rPr>
-              <m:t>Q</m:t>
-            </m:r>
-          </m:sup>
-        </m:sSubSup>
-      </m:oMath>
-      <w:r>
-        <w:t xml:space="preserve"> </w:t>
-      </w:r>
-      <w:proofErr w:type="spellStart"/>
-      <w:r>
-        <w:t>表示</w:t>
-      </w:r>
-      <w:proofErr w:type="spellEnd"/>
-      <w:r>
-        <w:t xml:space="preserve"> Critic </w:t>
-      </w:r>
-      <w:proofErr w:type="spellStart"/>
-      <w:r>
-        <w:t>使用的历史状态</w:t>
-      </w:r>
-      <w:r>
-        <w:t>-</w:t>
-      </w:r>
-      <w:r>
-        <w:t>动作表征</w:t>
-      </w:r>
-      <w:proofErr w:type="spellEnd"/>
-      <w:r>
-        <w:t>，</w:t>
-      </w:r>
-      <m:oMath>
-        <m:sSub>
-          <m:sSubPr>
-            <m:ctrlPr>
-              <w:rPr>
-                <w:rFonts w:ascii="Cambria Math" w:hAnsi="Cambria Math"/>
-              </w:rPr>
-            </m:ctrlPr>
-          </m:sSubPr>
-          <m:e>
-            <m:r>
-              <w:rPr>
-                <w:rFonts w:ascii="Cambria Math" w:hAnsi="Cambria Math"/>
-              </w:rPr>
-              <m:t>W</m:t>
-            </m:r>
-          </m:e>
-          <m:sub>
-            <m:r>
-              <w:rPr>
-                <w:rFonts w:ascii="Cambria Math" w:hAnsi="Cambria Math"/>
-              </w:rPr>
-              <m:t>sa</m:t>
-            </m:r>
-          </m:sub>
-        </m:sSub>
-      </m:oMath>
-      <w:r>
-        <w:t xml:space="preserve"> </w:t>
-      </w:r>
-      <w:proofErr w:type="spellStart"/>
-      <w:r>
-        <w:t>表示状态</w:t>
-      </w:r>
-      <w:r>
-        <w:t>-</w:t>
-      </w:r>
-      <w:r>
-        <w:t>动作序列的线性映射</w:t>
-      </w:r>
-      <w:proofErr w:type="spellEnd"/>
-      <w:r>
-        <w:t>，</w:t>
-      </w:r>
-      <m:oMath>
-        <m:sSub>
-          <m:sSubPr>
-            <m:ctrlPr>
-              <w:rPr>
-                <w:rFonts w:ascii="Cambria Math" w:hAnsi="Cambria Math"/>
-              </w:rPr>
-            </m:ctrlPr>
-          </m:sSubPr>
-          <m:e>
-            <m:r>
-              <w:rPr>
-                <w:rFonts w:ascii="Cambria Math" w:hAnsi="Cambria Math"/>
-              </w:rPr>
-              <m:t>P</m:t>
-            </m:r>
-          </m:e>
-          <m:sub>
-            <m:r>
-              <w:rPr>
-                <w:rFonts w:ascii="Cambria Math" w:hAnsi="Cambria Math"/>
-              </w:rPr>
-              <m:t>sa</m:t>
-            </m:r>
-          </m:sub>
-        </m:sSub>
-      </m:oMath>
-      <w:r>
-        <w:t xml:space="preserve"> </w:t>
-      </w:r>
-      <w:proofErr w:type="spellStart"/>
-      <w:r>
-        <w:t>表示位置嵌入</w:t>
-      </w:r>
-      <w:proofErr w:type="spellEnd"/>
-      <w:r>
-        <w:t>，</w:t>
-      </w:r>
-      <m:oMath>
-        <m:func>
-          <m:funcPr>
-            <m:ctrlPr>
-              <w:rPr>
-                <w:rFonts w:ascii="Cambria Math" w:hAnsi="Cambria Math"/>
-              </w:rPr>
-            </m:ctrlPr>
-          </m:funcPr>
-          <m:fName>
-            <m:sSub>
-              <m:sSubPr>
-                <m:ctrlPr>
-                  <w:rPr>
-                    <w:rFonts w:ascii="Cambria Math" w:hAnsi="Cambria Math"/>
-                  </w:rPr>
-                </m:ctrlPr>
-              </m:sSubPr>
-              <m:e>
-                <m:r>
-                  <m:rPr>
-                    <m:sty m:val="p"/>
-                  </m:rPr>
-                  <w:rPr>
-                    <w:rFonts w:ascii="Cambria Math" w:hAnsi="Cambria Math"/>
-                  </w:rPr>
-                  <m:t>Enc</m:t>
-                </m:r>
-              </m:e>
-              <m:sub>
-                <m:r>
-                  <w:rPr>
-                    <w:rFonts w:ascii="Cambria Math" w:hAnsi="Cambria Math"/>
-                  </w:rPr>
-                  <m:t>Q</m:t>
-                </m:r>
-              </m:sub>
-            </m:sSub>
-          </m:fName>
-          <m:e>
-            <m:d>
-              <m:dPr>
-                <m:ctrlPr>
-                  <w:rPr>
-                    <w:rFonts w:ascii="Cambria Math" w:hAnsi="Cambria Math"/>
-                  </w:rPr>
-                </m:ctrlPr>
-              </m:dPr>
-              <m:e>
-                <m:r>
-                  <w:rPr>
-                    <w:rFonts w:ascii="Cambria Math" w:hAnsi="Cambria Math"/>
-                  </w:rPr>
-                  <m:t>⋅</m:t>
-                </m:r>
-              </m:e>
-            </m:d>
-          </m:e>
-        </m:func>
-      </m:oMath>
-      <w:r>
-        <w:t xml:space="preserve"> </w:t>
-      </w:r>
-      <w:proofErr w:type="spellStart"/>
-      <w:r>
-        <w:t>表示</w:t>
-      </w:r>
-      <w:proofErr w:type="spellEnd"/>
-      <w:r>
-        <w:t xml:space="preserve"> Critic </w:t>
-      </w:r>
-      <w:r>
-        <w:t>侧</w:t>
-      </w:r>
-      <w:r>
-        <w:t xml:space="preserve"> Transformer </w:t>
-      </w:r>
-      <w:proofErr w:type="spellStart"/>
-      <w:r>
-        <w:t>编码器</w:t>
-      </w:r>
-      <w:proofErr w:type="spellEnd"/>
-      <w:r>
-        <w:t>，</w:t>
-      </w:r>
-      <m:oMath>
-        <m:sSub>
-          <m:sSubPr>
-            <m:ctrlPr>
-              <w:rPr>
-                <w:rFonts w:ascii="Cambria Math" w:hAnsi="Cambria Math"/>
-              </w:rPr>
-            </m:ctrlPr>
-          </m:sSubPr>
-          <m:e>
-            <m:r>
-              <w:rPr>
-                <w:rFonts w:ascii="Cambria Math" w:hAnsi="Cambria Math"/>
-              </w:rPr>
-              <m:t>q</m:t>
-            </m:r>
-          </m:e>
-          <m:sub>
-            <m:sSub>
-              <m:sSubPr>
-                <m:ctrlPr>
-                  <w:rPr>
-                    <w:rFonts w:ascii="Cambria Math" w:hAnsi="Cambria Math"/>
-                  </w:rPr>
-                </m:ctrlPr>
-              </m:sSubPr>
-              <m:e>
-                <m:r>
-                  <w:rPr>
-                    <w:rFonts w:ascii="Cambria Math" w:hAnsi="Cambria Math"/>
-                  </w:rPr>
-                  <m:t>θ</m:t>
-                </m:r>
-              </m:e>
-              <m:sub>
-                <m:r>
-                  <w:rPr>
-                    <w:rFonts w:ascii="Cambria Math" w:hAnsi="Cambria Math"/>
-                  </w:rPr>
-                  <m:t>k</m:t>
-                </m:r>
-              </m:sub>
-            </m:sSub>
-          </m:sub>
-        </m:sSub>
-      </m:oMath>
-      <w:r>
-        <w:t xml:space="preserve"> </w:t>
-      </w:r>
-      <w:proofErr w:type="spellStart"/>
-      <w:r>
-        <w:t>表示第</w:t>
-      </w:r>
-      <w:proofErr w:type="spellEnd"/>
-      <w:r>
-        <w:t xml:space="preserve"> k </w:t>
-      </w:r>
-      <w:r>
-        <w:t>个</w:t>
-      </w:r>
-      <w:r>
-        <w:t xml:space="preserve"> Q </w:t>
-      </w:r>
-      <w:proofErr w:type="spellStart"/>
-      <w:r>
-        <w:t>值估计分支。</w:t>
-      </w:r>
-      <w:r>
-        <w:rPr>
-          <w:lang w:eastAsia="zh-CN"/>
-        </w:rPr>
-        <w:t>Critic</w:t>
-      </w:r>
-      <w:proofErr w:type="spellEnd"/>
-      <w:r>
-        <w:rPr>
-          <w:lang w:eastAsia="zh-CN"/>
-        </w:rPr>
-        <w:t xml:space="preserve"> </w:t>
-      </w:r>
-      <w:r>
-        <w:rPr>
-          <w:lang w:eastAsia="zh-CN"/>
-        </w:rPr>
-        <w:t>历史编码器由状态</w:t>
-      </w:r>
-      <w:r>
-        <w:rPr>
-          <w:lang w:eastAsia="zh-CN"/>
-        </w:rPr>
-        <w:t>-</w:t>
-      </w:r>
-      <w:r>
-        <w:rPr>
-          <w:lang w:eastAsia="zh-CN"/>
-        </w:rPr>
-        <w:t>动作线性映射、位置嵌入、</w:t>
-      </w:r>
-      <w:r>
-        <w:rPr>
-          <w:lang w:eastAsia="zh-CN"/>
-        </w:rPr>
-        <w:t xml:space="preserve">Transformer </w:t>
-      </w:r>
-      <w:r>
-        <w:rPr>
-          <w:lang w:eastAsia="zh-CN"/>
-        </w:rPr>
-        <w:t>编码器和归一化层组成。</w:t>
-      </w:r>
-    </w:p>
-    <w:p>
-      <w:pPr>
-        <w:ind w:firstLine="420"/>
-        <w:rPr>
-          <w:lang w:eastAsia="zh-CN"/>
-        </w:rPr>
-      </w:pPr>
-      <w:r>
-        <w:rPr>
-          <w:lang w:eastAsia="zh-CN"/>
-        </w:rPr>
-        <w:t>判别器侧也保留序列输入接口。专家数据按回合组织为历史窗口，生成样本由生产企业在线交互轨迹按回合位置构造。每个时间位置的33维状态与4维动作组成37维状态—动作向量，该向量经线性映射进入100维隐藏空间，并与可学习的位置嵌入相加。单层Transformer编码器对长度为5的窗口进行编码，最后一个时间位置的编码结果经归一化后形成100维历史状态—动作特征。判别器输出头将该特征映射为logits，并经Sigmoid函数得到专家概率。其形式表示为：</w:t>
-      </w:r>
-    </w:p>
-    <w:p>
-      <w:pPr>
-        <w:ind w:firstLine="420"/>
-        <w:jc w:val="center"/>
-        <w:rPr>
-          <w:lang w:eastAsia="zh-CN"/>
-        </w:rPr>
-      </w:pPr>
-      <m:oMathPara>
-        <m:oMath>
-          <m:sSub>
-            <m:sSubPr>
-              <m:ctrlPr>
-                <w:rPr>
-                  <w:rFonts w:ascii="Cambria Math" w:hAnsi="Cambria Math"/>
-                </w:rPr>
-              </m:ctrlPr>
-            </m:sSubPr>
-            <m:e>
-              <m:r>
-                <w:rPr>
-                  <w:rFonts w:ascii="Cambria Math" w:hAnsi="Cambria Math"/>
-                </w:rPr>
-                <m:t>D</m:t>
-              </m:r>
-            </m:e>
-            <m:sub>
-              <m:r>
-                <w:rPr>
-                  <w:rFonts w:ascii="Cambria Math" w:hAnsi="Cambria Math"/>
-                </w:rPr>
-                <m:t>ϕ</m:t>
-              </m:r>
-            </m:sub>
-          </m:sSub>
-          <m:d>
-            <m:dPr>
-              <m:ctrlPr>
-                <w:rPr>
-                  <w:rFonts w:ascii="Cambria Math" w:hAnsi="Cambria Math"/>
-                </w:rPr>
-              </m:ctrlPr>
-            </m:dPr>
-            <m:e>
-              <m:sSubSup>
-                <m:sSubSupPr>
-                  <m:ctrlPr>
-                    <w:rPr>
-                      <w:rFonts w:ascii="Cambria Math" w:hAnsi="Cambria Math"/>
-                    </w:rPr>
-                  </m:ctrlPr>
-                </m:sSubSupPr>
-                <m:e>
-                  <m:r>
-                    <w:rPr>
-                      <w:rFonts w:ascii="Cambria Math" w:hAnsi="Cambria Math"/>
-                    </w:rPr>
-                    <m:t>H</m:t>
-                  </m:r>
-                </m:e>
-                <m:sub>
-                  <m:r>
-                    <w:rPr>
-                      <w:rFonts w:ascii="Cambria Math" w:hAnsi="Cambria Math"/>
-                    </w:rPr>
-                    <m:t>t</m:t>
-                  </m:r>
-                </m:sub>
-                <m:sup>
-                  <m:r>
-                    <w:rPr>
-                      <w:rFonts w:ascii="Cambria Math" w:hAnsi="Cambria Math"/>
-                    </w:rPr>
-                    <m:t>sa</m:t>
-                  </m:r>
-                </m:sup>
-              </m:sSubSup>
-            </m:e>
-          </m:d>
-          <m:r>
-            <w:rPr>
-              <w:rFonts w:ascii="Cambria Math" w:hAnsi="Cambria Math"/>
-            </w:rPr>
-            <m:t>=σ</m:t>
-          </m:r>
-          <m:d>
-            <m:dPr>
-              <m:ctrlPr>
-                <w:rPr>
-                  <w:rFonts w:ascii="Cambria Math" w:hAnsi="Cambria Math"/>
-                </w:rPr>
-              </m:ctrlPr>
-            </m:dPr>
-            <m:e>
-              <m:sSub>
-                <m:sSubPr>
-                  <m:ctrlPr>
-                    <w:rPr>
-                      <w:rFonts w:ascii="Cambria Math" w:hAnsi="Cambria Math"/>
-                    </w:rPr>
-                  </m:ctrlPr>
-                </m:sSubPr>
-                <m:e>
-                  <m:r>
-                    <w:rPr>
-                      <w:rFonts w:ascii="Cambria Math" w:hAnsi="Cambria Math"/>
-                    </w:rPr>
-                    <m:t>g</m:t>
-                  </m:r>
-                </m:e>
-                <m:sub>
-                  <m:r>
-                    <w:rPr>
-                      <w:rFonts w:ascii="Cambria Math" w:hAnsi="Cambria Math"/>
-                    </w:rPr>
-                    <m:t>ϕ</m:t>
-                  </m:r>
-                </m:sub>
-              </m:sSub>
-              <m:d>
-                <m:dPr>
-                  <m:ctrlPr>
-                    <w:rPr>
-                      <w:rFonts w:ascii="Cambria Math" w:hAnsi="Cambria Math"/>
-                    </w:rPr>
-                  </m:ctrlPr>
-                </m:dPr>
-                <m:e>
-                  <m:sSub>
-                    <m:sSubPr>
-                      <m:ctrlPr>
-                        <w:rPr>
-                          <w:rFonts w:ascii="Cambria Math" w:hAnsi="Cambria Math"/>
-                        </w:rPr>
-                      </m:ctrlPr>
-                    </m:sSubPr>
-                    <m:e>
-                      <m:func>
-                        <m:funcPr>
-                          <m:ctrlPr>
-                            <w:rPr>
-                              <w:rFonts w:ascii="Cambria Math" w:hAnsi="Cambria Math"/>
-                            </w:rPr>
-                          </m:ctrlPr>
-                        </m:funcPr>
-                        <m:fName>
-                          <m:sSub>
-                            <m:sSubPr>
-                              <m:ctrlPr>
-                                <w:rPr>
-                                  <w:rFonts w:ascii="Cambria Math" w:hAnsi="Cambria Math"/>
-                                </w:rPr>
-                              </m:ctrlPr>
-                            </m:sSubPr>
-                            <m:e>
-                              <m:r>
-                                <m:rPr>
-                                  <m:sty m:val="p"/>
-                                </m:rPr>
-                                <w:rPr>
-                                  <w:rFonts w:ascii="Cambria Math" w:hAnsi="Cambria Math"/>
-                                </w:rPr>
-                                <m:t>Enc</m:t>
-                              </m:r>
-                            </m:e>
-                            <m:sub>
-                              <m:r>
-                                <w:rPr>
-                                  <w:rFonts w:ascii="Cambria Math" w:hAnsi="Cambria Math"/>
-                                </w:rPr>
-                                <m:t>D</m:t>
-                              </m:r>
-                            </m:sub>
-                          </m:sSub>
-                        </m:fName>
-                        <m:e>
-                          <m:d>
-                            <m:dPr>
-                              <m:ctrlPr>
-                                <w:rPr>
-                                  <w:rFonts w:ascii="Cambria Math" w:hAnsi="Cambria Math"/>
-                                </w:rPr>
-                              </m:ctrlPr>
-                            </m:dPr>
-                            <m:e>
-                              <m:sSub>
-                                <m:sSubPr>
-                                  <m:ctrlPr>
-                                    <w:rPr>
-                                      <w:rFonts w:ascii="Cambria Math" w:hAnsi="Cambria Math"/>
-                                    </w:rPr>
-                                  </m:ctrlPr>
-                                </m:sSubPr>
-                                <m:e>
-                                  <m:r>
-                                    <w:rPr>
-                                      <w:rFonts w:ascii="Cambria Math" w:hAnsi="Cambria Math"/>
-                                    </w:rPr>
-                                    <m:t>W</m:t>
-                                  </m:r>
-                                </m:e>
-                                <m:sub>
-                                  <m:r>
-                                    <w:rPr>
-                                      <w:rFonts w:ascii="Cambria Math" w:hAnsi="Cambria Math"/>
-                                    </w:rPr>
-                                    <m:t>D</m:t>
-                                  </m:r>
-                                </m:sub>
-                              </m:sSub>
-                              <m:sSubSup>
-                                <m:sSubSupPr>
-                                  <m:ctrlPr>
-                                    <w:rPr>
-                                      <w:rFonts w:ascii="Cambria Math" w:hAnsi="Cambria Math"/>
-                                    </w:rPr>
-                                  </m:ctrlPr>
-                                </m:sSubSupPr>
-                                <m:e>
-                                  <m:r>
-                                    <w:rPr>
-                                      <w:rFonts w:ascii="Cambria Math" w:hAnsi="Cambria Math"/>
-                                    </w:rPr>
-                                    <m:t>H</m:t>
-                                  </m:r>
-                                </m:e>
-                                <m:sub>
-                                  <m:r>
-                                    <w:rPr>
-                                      <w:rFonts w:ascii="Cambria Math" w:hAnsi="Cambria Math"/>
-                                    </w:rPr>
-                                    <m:t>t</m:t>
-                                  </m:r>
-                                </m:sub>
-                                <m:sup>
-                                  <m:r>
-                                    <w:rPr>
-                                      <w:rFonts w:ascii="Cambria Math" w:hAnsi="Cambria Math"/>
-                                    </w:rPr>
-                                    <m:t>sa</m:t>
-                                  </m:r>
-                                </m:sup>
-                              </m:sSubSup>
-                              <m:r>
-                                <w:rPr>
-                                  <w:rFonts w:ascii="Cambria Math" w:hAnsi="Cambria Math"/>
-                                </w:rPr>
-                                <m:t>+</m:t>
-                              </m:r>
-                              <m:sSub>
-                                <m:sSubPr>
-                                  <m:ctrlPr>
-                                    <w:rPr>
-                                      <w:rFonts w:ascii="Cambria Math" w:hAnsi="Cambria Math"/>
-                                    </w:rPr>
-                                  </m:ctrlPr>
-                                </m:sSubPr>
-                                <m:e>
-                                  <m:r>
-                                    <w:rPr>
-                                      <w:rFonts w:ascii="Cambria Math" w:hAnsi="Cambria Math"/>
-                                    </w:rPr>
-                                    <m:t>P</m:t>
-                                  </m:r>
-                                </m:e>
-                                <m:sub>
-                                  <m:r>
-                                    <w:rPr>
-                                      <w:rFonts w:ascii="Cambria Math" w:hAnsi="Cambria Math"/>
-                                    </w:rPr>
-                                    <m:t>D</m:t>
-                                  </m:r>
-                                </m:sub>
-                              </m:sSub>
-                            </m:e>
-                          </m:d>
-                        </m:e>
-                      </m:func>
-                    </m:e>
-                    <m:sub>
-                      <m:r>
-                        <w:rPr>
-                          <w:rFonts w:ascii="Cambria Math" w:hAnsi="Cambria Math"/>
-                        </w:rPr>
-                        <m:t>l</m:t>
-                      </m:r>
-                    </m:sub>
-                  </m:sSub>
-                </m:e>
-              </m:d>
-            </m:e>
-          </m:d>
-        </m:oMath>
-      </m:oMathPara>
-    </w:p>
-    <w:p>
-      <w:pPr>
-        <w:ind w:firstLine="420"/>
-        <w:rPr>
-          <w:lang w:eastAsia="zh-CN"/>
-        </w:rPr>
-      </w:pPr>
-      <w:r>
-        <w:rPr>
-          <w:lang w:eastAsia="zh-CN"/>
-        </w:rPr>
-        <w:t>其中，</w:t>
-      </w:r>
-      <m:oMath>
-        <m:sSub>
-          <m:sSubPr>
-            <m:ctrlPr>
-              <w:rPr>
-                <w:rFonts w:ascii="Cambria Math" w:hAnsi="Cambria Math"/>
-              </w:rPr>
-            </m:ctrlPr>
-          </m:sSubPr>
-          <m:e>
-            <m:r>
-              <w:rPr>
-                <w:rFonts w:ascii="Cambria Math" w:hAnsi="Cambria Math"/>
-                <w:lang w:eastAsia="zh-CN"/>
-              </w:rPr>
-              <m:t>D</m:t>
-            </m:r>
-          </m:e>
-          <m:sub>
-            <m:r>
-              <w:rPr>
-                <w:rFonts w:ascii="Cambria Math" w:hAnsi="Cambria Math"/>
-                <w:lang w:eastAsia="zh-CN"/>
-              </w:rPr>
-              <m:t>ϕ</m:t>
-            </m:r>
-          </m:sub>
-        </m:sSub>
-        <m:d>
-          <m:dPr>
-            <m:ctrlPr>
-              <w:rPr>
-                <w:rFonts w:ascii="Cambria Math" w:hAnsi="Cambria Math"/>
-              </w:rPr>
-            </m:ctrlPr>
-          </m:dPr>
-          <m:e>
-            <m:sSubSup>
-              <m:sSubSupPr>
-                <m:ctrlPr>
-                  <w:rPr>
-                    <w:rFonts w:ascii="Cambria Math" w:hAnsi="Cambria Math"/>
-                  </w:rPr>
-                </m:ctrlPr>
-              </m:sSubSupPr>
-              <m:e>
-                <m:r>
-                  <w:rPr>
-                    <w:rFonts w:ascii="Cambria Math" w:hAnsi="Cambria Math"/>
-                    <w:lang w:eastAsia="zh-CN"/>
-                  </w:rPr>
-                  <m:t>H</m:t>
-                </m:r>
-              </m:e>
-              <m:sub>
-                <m:r>
-                  <w:rPr>
-                    <w:rFonts w:ascii="Cambria Math" w:hAnsi="Cambria Math"/>
-                    <w:lang w:eastAsia="zh-CN"/>
-                  </w:rPr>
-                  <m:t>t</m:t>
-                </m:r>
-              </m:sub>
-              <m:sup>
-                <m:r>
-                  <w:rPr>
-                    <w:rFonts w:ascii="Cambria Math" w:hAnsi="Cambria Math"/>
-                    <w:lang w:eastAsia="zh-CN"/>
-                  </w:rPr>
-                  <m:t>sa</m:t>
-                </m:r>
-              </m:sup>
-            </m:sSubSup>
-          </m:e>
-        </m:d>
-      </m:oMath>
-      <w:r>
-        <w:rPr>
-          <w:lang w:eastAsia="zh-CN"/>
-        </w:rPr>
-        <w:t xml:space="preserve"> </w:t>
-      </w:r>
-      <w:r>
-        <w:rPr>
-          <w:lang w:eastAsia="zh-CN"/>
-        </w:rPr>
-        <w:t>表示判别器对历史状态</w:t>
-      </w:r>
-      <w:r>
-        <w:rPr>
-          <w:lang w:eastAsia="zh-CN"/>
-        </w:rPr>
-        <w:t>-</w:t>
-      </w:r>
-      <w:r>
-        <w:rPr>
-          <w:lang w:eastAsia="zh-CN"/>
-        </w:rPr>
-        <w:t>动作窗口来自专家分布的判别概率，</w:t>
-      </w:r>
-      <m:oMath>
-        <m:func>
-          <m:funcPr>
-            <m:ctrlPr>
-              <w:rPr>
-                <w:rFonts w:ascii="Cambria Math" w:hAnsi="Cambria Math"/>
-              </w:rPr>
-            </m:ctrlPr>
-          </m:funcPr>
-          <m:fName>
-            <m:sSub>
-              <m:sSubPr>
-                <m:ctrlPr>
-                  <w:rPr>
-                    <w:rFonts w:ascii="Cambria Math" w:hAnsi="Cambria Math"/>
-                  </w:rPr>
-                </m:ctrlPr>
-              </m:sSubPr>
-              <m:e>
-                <m:r>
-                  <m:rPr>
-                    <m:sty m:val="p"/>
-                  </m:rPr>
-                  <w:rPr>
-                    <w:rFonts w:ascii="Cambria Math" w:hAnsi="Cambria Math"/>
-                    <w:lang w:eastAsia="zh-CN"/>
-                  </w:rPr>
-                  <m:t>Enc</m:t>
-                </m:r>
-              </m:e>
-              <m:sub>
-                <m:r>
-                  <w:rPr>
-                    <w:rFonts w:ascii="Cambria Math" w:hAnsi="Cambria Math"/>
-                    <w:lang w:eastAsia="zh-CN"/>
-                  </w:rPr>
-                  <m:t>D</m:t>
-                </m:r>
-              </m:sub>
-            </m:sSub>
-          </m:fName>
-          <m:e>
-            <m:d>
-              <m:dPr>
-                <m:ctrlPr>
-                  <w:rPr>
-                    <w:rFonts w:ascii="Cambria Math" w:hAnsi="Cambria Math"/>
-                  </w:rPr>
-                </m:ctrlPr>
-              </m:dPr>
-              <m:e>
-                <m:r>
-                  <w:rPr>
-                    <w:rFonts w:ascii="Cambria Math" w:hAnsi="Cambria Math"/>
-                    <w:lang w:eastAsia="zh-CN"/>
-                  </w:rPr>
-                  <m:t>⋅</m:t>
-                </m:r>
-              </m:e>
-            </m:d>
-          </m:e>
-        </m:func>
-      </m:oMath>
-      <w:r>
-        <w:rPr>
-          <w:lang w:eastAsia="zh-CN"/>
-        </w:rPr>
-        <w:t xml:space="preserve"> </w:t>
-      </w:r>
-      <w:r>
-        <w:rPr>
-          <w:lang w:eastAsia="zh-CN"/>
-        </w:rPr>
-        <w:t>表示判别器侧</w:t>
-      </w:r>
-      <w:r>
-        <w:rPr>
-          <w:lang w:eastAsia="zh-CN"/>
-        </w:rPr>
-        <w:t xml:space="preserve"> Transformer </w:t>
-      </w:r>
-      <w:r>
-        <w:rPr>
-          <w:lang w:eastAsia="zh-CN"/>
-        </w:rPr>
-        <w:t>编码器，</w:t>
-      </w:r>
-      <m:oMath>
-        <m:sSub>
-          <m:sSubPr>
-            <m:ctrlPr>
-              <w:rPr>
-                <w:rFonts w:ascii="Cambria Math" w:hAnsi="Cambria Math"/>
-              </w:rPr>
-            </m:ctrlPr>
-          </m:sSubPr>
-          <m:e>
-            <m:r>
-              <w:rPr>
-                <w:rFonts w:ascii="Cambria Math" w:hAnsi="Cambria Math"/>
-                <w:lang w:eastAsia="zh-CN"/>
-              </w:rPr>
-              <m:t>g</m:t>
-            </m:r>
-          </m:e>
-          <m:sub>
-            <m:r>
-              <w:rPr>
-                <w:rFonts w:ascii="Cambria Math" w:hAnsi="Cambria Math"/>
-                <w:lang w:eastAsia="zh-CN"/>
-              </w:rPr>
-              <m:t>ϕ</m:t>
-            </m:r>
-          </m:sub>
-        </m:sSub>
-        <m:d>
-          <m:dPr>
-            <m:ctrlPr>
-              <w:rPr>
-                <w:rFonts w:ascii="Cambria Math" w:hAnsi="Cambria Math"/>
-              </w:rPr>
-            </m:ctrlPr>
-          </m:dPr>
-          <m:e>
-            <m:r>
-              <w:rPr>
-                <w:rFonts w:ascii="Cambria Math" w:hAnsi="Cambria Math"/>
-                <w:lang w:eastAsia="zh-CN"/>
-              </w:rPr>
-              <m:t>⋅</m:t>
-            </m:r>
-          </m:e>
-        </m:d>
-      </m:oMath>
-      <w:r>
-        <w:rPr>
-          <w:lang w:eastAsia="zh-CN"/>
-        </w:rPr>
-        <w:t xml:space="preserve"> </w:t>
-      </w:r>
-      <w:r>
-        <w:rPr>
-          <w:lang w:eastAsia="zh-CN"/>
-        </w:rPr>
-        <w:t>表示判别器输出头，</w:t>
-      </w:r>
-      <m:oMath>
-        <m:r>
-          <w:rPr>
-            <w:rFonts w:ascii="Cambria Math" w:hAnsi="Cambria Math"/>
-            <w:lang w:eastAsia="zh-CN"/>
-          </w:rPr>
-          <m:t>σ</m:t>
-        </m:r>
-        <m:d>
-          <m:dPr>
-            <m:ctrlPr>
-              <w:rPr>
-                <w:rFonts w:ascii="Cambria Math" w:hAnsi="Cambria Math"/>
-              </w:rPr>
-            </m:ctrlPr>
-          </m:dPr>
-          <m:e>
-            <m:r>
-              <w:rPr>
-                <w:rFonts w:ascii="Cambria Math" w:hAnsi="Cambria Math"/>
-                <w:lang w:eastAsia="zh-CN"/>
-              </w:rPr>
-              <m:t>⋅</m:t>
-            </m:r>
-          </m:e>
-        </m:d>
-      </m:oMath>
-      <w:r>
-        <w:rPr>
-          <w:lang w:eastAsia="zh-CN"/>
-        </w:rPr>
-        <w:t xml:space="preserve"> </w:t>
-      </w:r>
-      <w:r>
-        <w:rPr>
-          <w:lang w:eastAsia="zh-CN"/>
-        </w:rPr>
-        <w:t>表示</w:t>
-      </w:r>
-      <w:r>
-        <w:rPr>
-          <w:lang w:eastAsia="zh-CN"/>
-        </w:rPr>
-        <w:t xml:space="preserve"> Sigmoid </w:t>
-      </w:r>
-      <w:r>
-        <w:rPr>
-          <w:lang w:eastAsia="zh-CN"/>
-        </w:rPr>
-        <w:t>函数。本文方法中的判别器序列编码器与</w:t>
-      </w:r>
-      <w:r>
-        <w:rPr>
-          <w:lang w:eastAsia="zh-CN"/>
-        </w:rPr>
-        <w:t xml:space="preserve"> Actor</w:t>
-      </w:r>
-      <w:r>
-        <w:rPr>
-          <w:lang w:eastAsia="zh-CN"/>
-        </w:rPr>
-        <w:t>、</w:t>
-      </w:r>
-      <w:r>
-        <w:rPr>
-          <w:lang w:eastAsia="zh-CN"/>
-        </w:rPr>
-        <w:t xml:space="preserve">Critic </w:t>
-      </w:r>
-      <w:r>
-        <w:rPr>
-          <w:lang w:eastAsia="zh-CN"/>
-        </w:rPr>
-        <w:t>的历史编码器不共享参数</w:t>
-      </w:r>
-      <w:r>
-        <w:rPr>
-          <w:rFonts w:hint="eastAsia"/>
-          <w:lang w:eastAsia="zh-CN"/>
-        </w:rPr>
-        <w:t>。</w:t>
-      </w:r>
-    </w:p>
-    <w:p>
-      <w:pPr>
-        <w:pStyle w:val="21"/>
-        <w:rPr>
-          <w:lang w:eastAsia="zh-CN"/>
-        </w:rPr>
-      </w:pPr>
-      <w:r>
-        <w:rPr>
-          <w:lang w:eastAsia="zh-CN"/>
-        </w:rPr>
-        <w:t>4.3 历史表征模块与联合训练</w:t>
-      </w:r>
-    </w:p>
-    <w:p>
-      <w:pPr>
-        <w:ind w:firstLine="420"/>
-        <w:rPr>
-          <w:lang w:eastAsia="zh-CN"/>
-        </w:rPr>
-      </w:pPr>
-      <w:r>
-        <w:rPr>
-          <w:lang w:eastAsia="zh-CN"/>
-        </w:rPr>
-        <w:t>在Transformer+GAIL+TD3的联合训练过程中，Actor、Critic和判别器分别接入基于Transformer的历史序列表征模块。Actor分支将当前状态与历史状态特征拼接后输入独立动作头；Critic分支将当前状态—动作对与历史状态—动作特征拼接后输入双Q值估计分支；判别器分支根据历史状态—动作窗口输出专家概率。奖励融合、Actor-Critic参数更新顺序和环境交互过程采用第3章所述的训练方式。</w:t>
-      </w:r>
-    </w:p>
-    <w:p>
-      <w:pPr>
-        <w:ind w:firstLine="420"/>
-        <w:rPr>
-          <w:lang w:eastAsia="zh-CN"/>
-        </w:rPr>
-      </w:pPr>
-      <w:r>
-        <w:rPr>
-          <w:lang w:eastAsia="zh-CN"/>
-        </w:rPr>
-        <w:t>在线训练中，专家数据和生成数据按回合位置构造长度为</w:t>
-      </w:r>
-      <w:r>
-        <w:rPr>
-          <w:lang w:eastAsia="zh-CN"/>
-        </w:rPr>
-        <w:t xml:space="preserve"> </w:t>
-      </w:r>
-      <m:oMath>
-        <m:r>
-          <w:rPr>
-            <w:rFonts w:ascii="Cambria Math" w:hAnsi="Cambria Math"/>
-            <w:lang w:eastAsia="zh-CN"/>
-          </w:rPr>
-          <m:t>l</m:t>
-        </m:r>
-      </m:oMath>
-      <w:r>
-        <w:rPr>
-          <w:lang w:eastAsia="zh-CN"/>
-        </w:rPr>
-        <w:t xml:space="preserve"> </w:t>
-      </w:r>
-      <w:r>
-        <w:rPr>
-          <w:lang w:eastAsia="zh-CN"/>
-        </w:rPr>
-        <w:t>的状态</w:t>
-      </w:r>
-      <w:r>
-        <w:rPr>
-          <w:lang w:eastAsia="zh-CN"/>
-        </w:rPr>
-        <w:t>-</w:t>
-      </w:r>
-      <w:r>
-        <w:rPr>
-          <w:lang w:eastAsia="zh-CN"/>
-        </w:rPr>
-        <w:t>动作窗口。判别器基于该窗口输出专家概率，并由第</w:t>
-      </w:r>
-      <w:r>
-        <w:rPr>
-          <w:rFonts w:hint="eastAsia"/>
-          <w:lang w:eastAsia="zh-CN"/>
-        </w:rPr>
-        <w:t>3</w:t>
-      </w:r>
-      <w:r>
-        <w:rPr>
-          <w:lang w:eastAsia="zh-CN"/>
-        </w:rPr>
-        <w:t>章所述二元交叉熵目标更新。</w:t>
-      </w:r>
-      <w:r>
-        <w:rPr>
-          <w:lang w:eastAsia="zh-CN"/>
-        </w:rPr>
-        <w:t xml:space="preserve">Critic </w:t>
-      </w:r>
-      <w:r>
-        <w:rPr>
-          <w:lang w:eastAsia="zh-CN"/>
-        </w:rPr>
-        <w:t>更新时从生产企业经验池采样当前经验，并读取相同样本索引对应的历史窗口，使模仿奖励、环境奖励、下一状态和终止标记服务于同一批</w:t>
-      </w:r>
-      <w:r>
-        <w:rPr>
-          <w:lang w:eastAsia="zh-CN"/>
-        </w:rPr>
-        <w:t xml:space="preserve"> TD3 </w:t>
-      </w:r>
-      <w:r>
-        <w:rPr>
-          <w:lang w:eastAsia="zh-CN"/>
-        </w:rPr>
-        <w:t>目标值计算。</w:t>
-      </w:r>
-      <w:r>
-        <w:rPr>
-          <w:lang w:eastAsia="zh-CN"/>
-        </w:rPr>
-        <w:t xml:space="preserve">Actor </w:t>
-      </w:r>
-      <w:r>
-        <w:rPr>
-          <w:lang w:eastAsia="zh-CN"/>
-        </w:rPr>
-        <w:t>更新时使用当前状态与</w:t>
-      </w:r>
-      <w:r>
-        <w:rPr>
-          <w:lang w:eastAsia="zh-CN"/>
-        </w:rPr>
-        <w:t xml:space="preserve"> Actor </w:t>
-      </w:r>
-      <w:r>
-        <w:rPr>
-          <w:lang w:eastAsia="zh-CN"/>
-        </w:rPr>
-        <w:t>侧历史状态特征生成动作，其参数更新仍来自</w:t>
-      </w:r>
-      <w:r>
-        <w:rPr>
-          <w:lang w:eastAsia="zh-CN"/>
-        </w:rPr>
-        <w:t xml:space="preserve"> Critic </w:t>
-      </w:r>
-      <w:r>
-        <w:rPr>
-          <w:lang w:eastAsia="zh-CN"/>
-        </w:rPr>
-        <w:t>对当前策略动作的价值估计。</w:t>
-      </w:r>
-    </w:p>
-    <w:p>
-      <w:pPr>
-        <w:ind w:firstLine="420"/>
-        <w:rPr>
-          <w:lang w:eastAsia="zh-CN"/>
-        </w:rPr>
-      </w:pPr>
-      <w:r>
-        <w:rPr>
-          <w:lang w:eastAsia="zh-CN"/>
-        </w:rPr>
-        <w:t>上述接入方式使历史序列信息分别参与动作生成、价值估计和样本判别。判别器产生的模仿奖励按照第3章定义的融合路径进入Critic目标值，并通过Critic对策略动作的价值估计影响Actor更新，从而将历史序列表征纳入GAIL与TD3的联合训练过程。</w:t>
+      <w:r>
+        <w:rPr>
+          <w:lang w:eastAsia="zh-CN"/>
+        </w:rPr>
+        <w:t>判别器分支以专家或生成轨迹的历史状态—动作序列作为输入。每个时间步的37维状态—动作向量先被映射至100维隐藏空间，表征模块输出100维历史状态—动作特征；层归一化与线性输出头随后产生单个logits值，并经Sigmoid函数转换为专家样本判别概率。除上述输入表征与网络输入维度调整外，判别器损失、模仿奖励构造、融合奖励以及Actor-Critic参数更新均采用第3章定义的训练方式。</w:t>
       </w:r>
     </w:p>
     <w:p>
@@ -16725,7 +13888,7 @@
         <w:rPr>
           <w:lang w:eastAsia="zh-CN"/>
         </w:rPr>
-        <w:t>在上述训练过程中，本文跟踪平均存活天数、生产企业累计收益、累计归一化学习曲线下面积、学习速度、生产企业偿债能力和生成对抗模仿学习组件有效性六项评价指标。各项指标的定义如下。</w:t>
+        <w:t>在上述训练过程中，本文跟踪平均存活天数、生产企业累计收益、累计归一化学习曲线下面积、学习速度、生产企业偿债能力和生成对抗模仿学习有效性六项评价指标。各项指标的定义如下。</w:t>
       </w:r>
     </w:p>
     <w:p>
@@ -18770,7 +15933,7 @@
         <w:rPr>
           <w:lang w:eastAsia="zh-CN"/>
         </w:rPr>
-        <w:t>（6）生成对抗模仿学习组件有效性。本文采用Jensen–Shannon散度、重叠系数和受试者工作特征曲线下面积评价生成对抗模仿学习组件。其中，Jensen–Shannon散度（JS divergence）用于度量两组判别器得分概率分布之间的差异。设P和Q表示两组归一化判别器得分分布，其定义如下：</w:t>
+        <w:t>（6）生成对抗模仿学习有效性。本文采用Jensen–Shannon散度、重叠系数和受试者工作特征曲线下面积评价生成对抗模仿学习的行为分布接近程度及判别器区分能力。其中，Jensen–Shannon散度（JS divergence）用于度量两组判别器得分概率分布之间的差异。设P和Q表示两组归一化判别器得分分布，其定义如下：</w:t>
       </w:r>
     </w:p>
     <w:p>
@@ -19331,6 +16494,21 @@
       </w:pPr>
       <w:r>
         <w:rPr>
+          <w:b/>
+          <w:lang w:eastAsia="zh-CN"/>
+        </w:rPr>
+        <w:t>（1）生成对抗模仿学习的主体决策运行效果</w:t>
+      </w:r>
+    </w:p>
+    <w:p>
+      <w:pPr>
+        <w:ind w:firstLine="420"/>
+        <w:rPr>
+          <w:lang w:eastAsia="zh-CN"/>
+        </w:rPr>
+      </w:pPr>
+      <w:r>
+        <w:rPr>
           <w:lang w:eastAsia="zh-CN"/>
         </w:rPr>
         <w:t>本文首先比较TD3与GAIL+TD3的训练过程，以分析模仿学习信号对生产企业主体决策训练的影响。图6-1给出了两种模型在平均存活天数、生产企业累计收益和累计归一化学习曲线下面积三项指标上的均值曲线及SEM阴影。其中，图6-1(a)中的水平虚线表示表5-1所列专家轨迹的合计平均存活天数，其数值为97.99天。为定量比较三种模型的训练表现，本文对每次独立运行在最后20个评估时刻的平均存活天数和生产企业累计收益分别取均值，再在各模型纳入统计的独立运行之间计算总体均值和SEM；累计归一化学习曲线下面积采用第60个评估时刻的数值；学习速度采用平均存活天数均值曲线达到80天和90天所需的评估时刻。表6-2汇总了三种模型的相应统计结果。</w:t>
@@ -19839,7 +17017,7 @@
           <w:rFonts w:hint="eastAsia"/>
           <w:lang w:eastAsia="zh-CN"/>
         </w:rPr>
-        <w:t>不过，GAIL+TD3的最终稳定平均存活天数为80.71天，与专家轨迹平均值仍相差17.28天。该结果说明，模仿学习信号缩短了模型达到80天所需的训练过程，但稳定阶段的存活水平仍有进一步接近专家轨迹的空间。下一节首先从判别器与Actor生成器两个方面检验生成对抗模仿学习组件的有效性，随后在第6.4节引入历史状态序列表征，以考察模型利用连续交互信息后能否进一步缩小这一差距。</w:t>
+        <w:t>不过，GAIL+TD3的最终稳定平均存活天数为80.71天，与专家轨迹平均值仍相差17.28天。该结果说明，模仿学习信号缩短了模型达到80天所需的训练过程，但稳定阶段的存活水平仍有进一步接近专家轨迹的空间。为进一步判断上述运行效果是否对应着对专家行为的有效模仿，下面从判别器区分能力和历史Actor行为分布两个方面进行分析。</w:t>
       </w:r>
     </w:p>
     <w:p>
@@ -20566,16 +17744,17 @@
     </w:p>
     <w:p>
       <w:pPr>
-        <w:pStyle w:val="21"/>
+        <w:ind w:firstLine="420"/>
         <w:rPr>
           <w:lang w:eastAsia="zh-CN"/>
         </w:rPr>
       </w:pPr>
       <w:r>
         <w:rPr>
-          <w:lang w:eastAsia="zh-CN"/>
-        </w:rPr>
-        <w:t>6.3 生成对抗模仿学习组件有效性分析</w:t>
+          <w:b/>
+          <w:lang w:eastAsia="zh-CN"/>
+        </w:rPr>
+        <w:t>（2）生成对抗模仿学习有效性</w:t>
       </w:r>
     </w:p>
     <w:p>
@@ -20589,7 +17768,7 @@
         <w:rPr>
           <w:lang w:eastAsia="zh-CN"/>
         </w:rPr>
-        <w:t>第6.2节的训练结果表明，引入生成对抗模仿学习后，生产企业主体能够以较少的训练回合达到较高的平均存活水平。然而，平均存活天数属于系统运行结果层面的综合指标，同时受到商品交易、信贷关系及其他主体行为等多种因素影响，难以单独刻画生成对抗模仿学习组件的运行状态；若直接逐一计算Actor生成动作与专家动作之间的误差，所得结果又容易受到多维连续动作各分量尺度及样本差异的影响，难以反映两类行为在整体分布上的接近程度。基于此，本文利用固定判别器将不同来源的状态—动作样本映射至统一的得分空间：首先通过JS散度、重叠系数和AUC评价最终判别器对动作扰动的识别能力，随后根据历史Actor与专家样本得分分布之间的JS散度变化，分析Actor生成行为在训练过程中的模仿效果。</w:t>
+        <w:t>前述运行结果表明，引入生成对抗模仿学习后，生产企业主体能够以较少的训练回合达到较高的平均存活水平。为进一步判断这一变化是否对应着对专家行为的有效模仿，本文从行为分布层面对模仿效果进行独立评价。专家数据来源于训练前采集的历史仿真轨迹，而在线训练过程中各评估时刻的Actor依据当前仿真状态生成动作，两类数据之间不存在逐时刻配对的决策记录，因而难以直接计算相同决策条件下的动作差异。本文据此采用参数固定的判别器将不同来源的状态—动作样本映射至统一得分空间，并以得分分布差异衡量Actor生成行为与专家行为的接近程度。由于该评价以判别器输出为依据，本文首先检验判别器对专家行为与非专家行为的区分能力，再以具备相应区分能力的判别器作为固定评价尺度，分析历史Actor在训练过程中的模仿效果。</w:t>
       </w:r>
     </w:p>
     <w:p>
@@ -20603,7 +17782,7 @@
         <w:rPr>
           <w:lang w:eastAsia="zh-CN"/>
         </w:rPr>
-        <w:t>第一步检验最终判别器对动作扰动的识别能力。本文选取一组独立运行对应的最终判别器作为评价尺度，在留出测试集的16952条专家状态—动作样本上叠加标准差为0.30的独立高斯噪声，并将动作裁剪至[-0.5,0.5]。留出测试集包含173个完整专家回合。加噪专家动作定义如下：</w:t>
+        <w:t>第一步检验判别器对专家行为与非专家行为的区分能力。本文选取一组独立运行在训练结束时保存的判别器，并在评价过程中固定其网络参数，后文将该判别器称为固定评价判别器。本文在留出测试集的16952条专家状态—动作样本上叠加标准差为0.30的独立高斯噪声，并将动作裁剪至[-0.5,0.5]，由此构造加噪专家样本，作为非专家行为的受控参照。留出测试集包含173个完整专家回合。加噪专家动作定义如下：</w:t>
       </w:r>
     </w:p>
     <w:p>
@@ -20799,7 +17978,7 @@
         <w:rPr>
           <w:lang w:eastAsia="zh-CN"/>
         </w:rPr>
-        <w:t>式中，i表示留出测试集中的样本序号；hat{a}_i^E表示第i个专家动作；tilde{a}_i^E表示加噪并裁剪后的第i个专家动作；ε_i表示第i个样本对应的零均值独立高斯噪声；σ_noise表示原始动作单位下的噪声标准差；b表示动作边界，本文取b=0.5。固定最终判别器对原始专家样本和加噪专家样本的评分分别定义如下：</w:t>
+        <w:t>式中，i表示留出测试集中的样本序号；hat{a}_i^E表示第i个专家动作；tilde{a}_i^E表示加噪并裁剪后的第i个专家动作；ε_i表示第i个样本对应的零均值独立高斯噪声；σ_noise表示原始动作单位下的噪声标准差；b表示动作边界，本文取b=0.5。固定评价判别器对原始专家样本和加噪专家样本的评分分别定义如下：</w:t>
       </w:r>
     </w:p>
     <w:p>
@@ -21039,7 +18218,7 @@
         <w:rPr>
           <w:lang w:eastAsia="zh-CN"/>
         </w:rPr>
-        <w:t>式中，D表示判别器；hat{s}_i表示第i个专家状态；带星号的φ_r表示第r次独立运行对应的最终判别器参数；d_i^E和d_i^N分别表示第i个专家样本与加噪专家样本的判别器得分。图6-2给出了两组样本的判别器得分分布。</w:t>
+        <w:t>式中，D表示判别器；hat{s}_i表示第i个专家状态；带星号的φ_r表示第r次独立运行在训练结束时保存并固定用于评价的判别器参数；d_i^E和d_i^N分别表示第i个专家样本与加噪专家样本的判别器得分。图6-2给出了两组样本的判别器得分分布。</w:t>
       </w:r>
     </w:p>
     <w:p>
@@ -21396,7 +18575,7 @@
         <w:rPr>
           <w:lang w:eastAsia="zh-CN"/>
         </w:rPr>
-        <w:t>图6-2与表6-3显示，最终判别器对专家样本与加噪专家样本的平均评分分别为0.8988和0.6111，平均评分差为0.2877。两组得分分布的JS散度为0.4100；由于JS散度为0时两组分布完全一致，因此该结果反映出专家样本与加噪专家样本的判别器得分分布存在差异。OVL为18.85%，表示两组归一化得分直方图的共同区域占18.85%，两组分布的重叠程度较低。以专家样本为正类的AUC为0.8186，表示随机抽取一个专家样本和一个加噪专家样本时，判别器给予专家样本更高评分的概率约为81.86%，高于随机排序对应的0.5。上述结果表明，在标准差为0.30的动作扰动条件下，最终判别器能够识别加噪动作相对于专家动作的偏离，并倾向于给予专家样本更高的评分。</w:t>
+        <w:t>图6-2与表6-3显示，固定评价判别器对专家样本与加噪专家样本的平均评分分别为0.8988和0.6111，平均评分差为0.2877。两组得分分布的JS散度为0.4100；由于JS散度为0时两组分布完全一致，因此该结果反映出专家样本与加噪专家样本的判别器得分分布存在差异。OVL为18.85%，表示两组归一化得分直方图的共同区域占18.85%，两组分布的重叠程度较低。以专家样本为正类的AUC为0.8186，表示随机抽取一个专家样本和一个加噪专家样本时，判别器给予专家样本更高评分的概率约为81.86%，高于随机排序对应的0.5。上述结果表明，固定评价判别器能够区分原始专家样本与作为非专家行为参照的加噪专家样本，并倾向于给予原始专家样本更高评分。</w:t>
       </w:r>
     </w:p>
     <w:p>
@@ -21410,7 +18589,7 @@
         <w:rPr>
           <w:lang w:eastAsia="zh-CN"/>
         </w:rPr>
-        <w:t>第二步检验历史Actor生成行为在训练过程中的变化。本文选取3次独立运行，分别以各次运行对应的最终判别器作为固定评价尺度，并加载每100个训练回合保存的历史Actor快照。所有历史Actor均在同一批留出专家状态上以确定性方式生成动作，不加入探索噪声。对于第r次独立运行的第k个评估时刻，历史Actor生成的动作及其判别器得分定义如下：</w:t>
+        <w:t>第二步评价历史Actor生成行为在训练过程中的模仿效果。本文选取3次独立运行，分别以各次运行在训练结束时保存的判别器作为固定评价尺度，并加载每100个训练回合保存的历史Actor快照。所有历史Actor均在同一批留出专家状态上以确定性方式生成动作，不加入探索噪声。对于第r次独立运行的第k个评估时刻，历史Actor生成的动作及其判别器得分定义如下：</w:t>
       </w:r>
     </w:p>
     <w:p>
@@ -21913,7 +19092,7 @@
         <w:rPr>
           <w:lang w:eastAsia="zh-CN"/>
         </w:rPr>
-        <w:t>图6-3显示，Actor—专家JS散度均值在第1个评估时刻为0.580±0.041，训练过程中总体下降，并在第19个评估时刻达到0.172±0.033。第60个评估时刻的均值为0.258±0.017，较第1个评估时刻降低约55.5%，且训练后期整体维持在低于训练初期的水平。固定最终判别器下的得分分布结果表明，历史Actor生成行为在训练过程中总体向专家样本接近。</w:t>
+        <w:t>图6-3显示，Actor—专家JS散度均值在第1个评估时刻为0.580±0.041，训练过程中总体下降，并在第19个评估时刻达到0.172±0.033。第60个评估时刻的均值为0.258±0.017，较第1个评估时刻降低约55.5%，且训练后期整体维持在低于训练初期的水平。固定评价判别器下的得分分布结果表明，历史Actor生成行为在训练过程中总体向专家样本接近。</w:t>
       </w:r>
     </w:p>
     <w:p>
@@ -21927,7 +19106,7 @@
         <w:rPr>
           <w:lang w:eastAsia="zh-CN"/>
         </w:rPr>
-        <w:t>两步评价分别从判别器对扰动行为的识别能力和Actor生成行为的训练演化两个方面检验了生成对抗模仿学习组件。最终判别器能够识别具有明确动作扰动的样本，历史Actor相对于训练初期则形成了更接近专家得分分布的生成行为。上述结果为第6.2节中模仿学习信号改善生产企业主体前期训练表现提供了组件层面的实验证据。</w:t>
+        <w:t>两步评价分别从判别器对专家与非专家行为的区分能力，以及历史Actor生成行为与专家行为的分布接近程度两个方面分析了生成对抗模仿学习的实际效果。固定评价判别器能够区分原始专家样本与加噪专家样本，历史Actor相对于训练初期则形成了更接近专家得分分布的生成行为。上述结果从行为分布层面支持了生产企业主体在训练过程中实现有效模仿的结论，并为前述运行效果提供了相应证据。</w:t>
       </w:r>
     </w:p>
     <w:p>
@@ -21941,7 +19120,25 @@
         <w:rPr>
           <w:lang w:eastAsia="zh-CN"/>
         </w:rPr>
-        <w:t>6.4 GAIL+TD3与Transformer+GAIL+TD3的结果对比</w:t>
+        <w:t>6.3 GAIL+TD3</w:t>
+      </w:r>
+      <w:r>
+        <w:rPr>
+          <w:lang w:eastAsia="zh-CN"/>
+        </w:rPr>
+        <w:t>与</w:t>
+      </w:r>
+      <w:r>
+        <w:rPr>
+          <w:lang w:eastAsia="zh-CN"/>
+        </w:rPr>
+        <w:t>Transformer+GAIL+TD3</w:t>
+      </w:r>
+      <w:r>
+        <w:rPr>
+          <w:lang w:eastAsia="zh-CN"/>
+        </w:rPr>
+        <w:t>的结果对比</w:t>
       </w:r>
     </w:p>
     <w:p>
@@ -21955,7 +19152,7 @@
         <w:rPr>
           <w:lang w:eastAsia="zh-CN"/>
         </w:rPr>
-        <w:t>在完成生成对抗模仿学习组件有效性检验后，本文进一步比较GAIL+TD3与Transformer+GAIL+TD3，以分析历史状态序列表征对生产企业主体训练过程的影响。图6-4给出了两种模型在平均存活天数、生产企业累计收益和累计归一化学习曲线下面积三项指标上的均值曲线及SEM阴影，表6-2列出了对应的训练表现统计。图6-4(a)中的水平虚线同样表示专家轨迹的合计平均存活天数，用于比较两种模型与专家轨迹存活水平之间的差距。</w:t>
+        <w:t>在完成上述生成对抗模仿学习有效性检验后，本文进一步比较GAIL+TD3与Transformer+GAIL+TD3，以分析历史状态序列表征对生产企业主体训练过程的影响。图6-4给出了两种模型在平均存活天数、生产企业累计收益和累计归一化学习曲线下面积三项指标上的均值曲线及SEM阴影，表6-2列出了对应的训练表现统计。图6-4(a)中的水平虚线同样表示专家轨迹的合计平均存活天数，用于比较两种模型与专家轨迹存活水平之间的差距。</w:t>
       </w:r>
     </w:p>
     <w:p>
